--- a/doc/詞/宋朝/林逋/林逋-相思令·吳山青.docx
+++ b/doc/詞/宋朝/林逋/林逋-相思令·吳山青.docx
@@ -211,35 +211,97 @@
       <w:pPr>
         <w:spacing w:line="440" w:lineRule="exact"/>
         <w:rPr>
-          <w:rFonts w:ascii="標楷體" w:eastAsia="標楷體" w:hAnsi="標楷體"/>
-          <w:sz w:val="28"/>
-          <w:szCs w:val="28"/>
-        </w:rPr>
-      </w:pPr>
-      <w:r>
-        <w:rPr>
-          <w:rFonts w:ascii="標楷體" w:eastAsia="標楷體" w:hAnsi="標楷體" w:hint="eastAsia"/>
-          <w:sz w:val="28"/>
-          <w:szCs w:val="28"/>
-        </w:rPr>
-        <w:t>看吳山青青，看越山青青，</w:t>
-      </w:r>
-      <w:r>
-        <w:rPr>
-          <w:rFonts w:ascii="標楷體" w:eastAsia="標楷體" w:hAnsi="標楷體" w:hint="eastAsia"/>
-          <w:sz w:val="28"/>
-          <w:szCs w:val="28"/>
+          <w:rFonts w:ascii="標楷體" w:eastAsia="標楷體" w:hAnsi="標楷體" w:hint="eastAsia"/>
+          <w:sz w:val="32"/>
+          <w:szCs w:val="32"/>
+        </w:rPr>
+      </w:pPr>
+      <w:r>
+        <w:rPr>
+          <w:rFonts w:ascii="標楷體" w:eastAsia="標楷體" w:hAnsi="標楷體" w:hint="eastAsia"/>
+          <w:sz w:val="32"/>
+          <w:szCs w:val="32"/>
           <w:u w:val="single"/>
         </w:rPr>
-        <w:t>錢塘</w:t>
-      </w:r>
-      <w:r>
-        <w:rPr>
-          <w:rFonts w:ascii="標楷體" w:eastAsia="標楷體" w:hAnsi="標楷體" w:hint="eastAsia"/>
-          <w:sz w:val="28"/>
-          <w:szCs w:val="28"/>
-        </w:rPr>
-        <w:t>兩岸青山相對迎。怎忍心分手有離情。</w:t>
+        <w:t>吳</w:t>
+      </w:r>
+      <w:r>
+        <w:rPr>
+          <w:rFonts w:ascii="標楷體" w:eastAsia="標楷體" w:hAnsi="標楷體" w:hint="eastAsia"/>
+          <w:sz w:val="32"/>
+          <w:szCs w:val="32"/>
+        </w:rPr>
+        <w:t>山一片青翠，</w:t>
+      </w:r>
+      <w:r>
+        <w:rPr>
+          <w:rFonts w:ascii="標楷體" w:eastAsia="標楷體" w:hAnsi="標楷體" w:hint="eastAsia"/>
+          <w:sz w:val="32"/>
+          <w:szCs w:val="32"/>
+          <w:u w:val="single"/>
+        </w:rPr>
+        <w:t>越</w:t>
+      </w:r>
+      <w:r>
+        <w:rPr>
+          <w:rFonts w:ascii="標楷體" w:eastAsia="標楷體" w:hAnsi="標楷體" w:hint="eastAsia"/>
+          <w:sz w:val="32"/>
+          <w:szCs w:val="32"/>
+        </w:rPr>
+        <w:t>山也是一片青翠，</w:t>
+      </w:r>
+      <w:r>
+        <w:rPr>
+          <w:rFonts w:ascii="標楷體" w:eastAsia="標楷體" w:hAnsi="標楷體" w:hint="eastAsia"/>
+          <w:sz w:val="32"/>
+          <w:szCs w:val="32"/>
+          <w:u w:val="single"/>
+        </w:rPr>
+        <w:t>長江</w:t>
+      </w:r>
+      <w:r>
+        <w:rPr>
+          <w:rFonts w:ascii="標楷體" w:eastAsia="標楷體" w:hAnsi="標楷體" w:hint="eastAsia"/>
+          <w:sz w:val="32"/>
+          <w:szCs w:val="32"/>
+        </w:rPr>
+        <w:t>兩岸的青山靜靜</w:t>
+      </w:r>
+      <w:r>
+        <w:rPr>
+          <w:rFonts w:ascii="標楷體" w:eastAsia="標楷體" w:hAnsi="標楷體" w:hint="eastAsia"/>
+          <w:b/>
+          <w:bCs/>
+          <w:sz w:val="32"/>
+          <w:szCs w:val="32"/>
+        </w:rPr>
+        <w:t>佇立</w:t>
+      </w:r>
+      <w:r>
+        <w:rPr>
+          <w:rFonts w:ascii="標楷體" w:eastAsia="標楷體" w:hAnsi="標楷體" w:hint="eastAsia"/>
+          <w:sz w:val="32"/>
+          <w:szCs w:val="32"/>
+        </w:rPr>
+        <w:t>，像是在</w:t>
+      </w:r>
+      <w:proofErr w:type="gramStart"/>
+      <w:r>
+        <w:rPr>
+          <w:rFonts w:ascii="標楷體" w:eastAsia="標楷體" w:hAnsi="標楷體" w:hint="eastAsia"/>
+          <w:sz w:val="32"/>
+          <w:szCs w:val="32"/>
+        </w:rPr>
+        <w:t>迎送著</w:t>
+      </w:r>
+      <w:proofErr w:type="gramEnd"/>
+      <w:r>
+        <w:rPr>
+          <w:rFonts w:ascii="標楷體" w:eastAsia="標楷體" w:hAnsi="標楷體" w:hint="eastAsia"/>
+          <w:sz w:val="32"/>
+          <w:szCs w:val="32"/>
+        </w:rPr>
+        <w:t>離人的舟楫。面對這般美景，又怎能忍受離別的痛苦與愁緒？</w:t>
       </w:r>
     </w:p>
     <w:p>
@@ -254,82 +316,92 @@
       <w:r>
         <w:rPr>
           <w:rFonts w:ascii="標楷體" w:eastAsia="標楷體" w:hAnsi="標楷體" w:hint="eastAsia"/>
-          <w:sz w:val="28"/>
-          <w:szCs w:val="28"/>
-        </w:rPr>
-        <w:t>你</w:t>
-      </w:r>
-      <w:proofErr w:type="gramStart"/>
-      <w:r>
-        <w:rPr>
-          <w:rFonts w:ascii="標楷體" w:eastAsia="標楷體" w:hAnsi="標楷體" w:hint="eastAsia"/>
-          <w:sz w:val="28"/>
-          <w:szCs w:val="28"/>
-        </w:rPr>
-        <w:t>淚兒盈盈</w:t>
-      </w:r>
-      <w:proofErr w:type="gramEnd"/>
-      <w:r>
-        <w:rPr>
-          <w:rFonts w:ascii="標楷體" w:eastAsia="標楷體" w:hAnsi="標楷體" w:hint="eastAsia"/>
-          <w:sz w:val="28"/>
-          <w:szCs w:val="28"/>
-        </w:rPr>
-        <w:t>，我</w:t>
-      </w:r>
-      <w:proofErr w:type="gramStart"/>
-      <w:r>
-        <w:rPr>
-          <w:rFonts w:ascii="標楷體" w:eastAsia="標楷體" w:hAnsi="標楷體" w:hint="eastAsia"/>
-          <w:sz w:val="28"/>
-          <w:szCs w:val="28"/>
-        </w:rPr>
-        <w:t>淚兒盈盈</w:t>
-      </w:r>
-      <w:proofErr w:type="gramEnd"/>
-      <w:r>
-        <w:rPr>
-          <w:rFonts w:ascii="標楷體" w:eastAsia="標楷體" w:hAnsi="標楷體" w:hint="eastAsia"/>
-          <w:sz w:val="28"/>
-          <w:szCs w:val="28"/>
-        </w:rPr>
-        <w:t>，</w:t>
-      </w:r>
-      <w:proofErr w:type="gramStart"/>
-      <w:r>
-        <w:rPr>
-          <w:rFonts w:ascii="標楷體" w:eastAsia="標楷體" w:hAnsi="標楷體" w:hint="eastAsia"/>
-          <w:sz w:val="28"/>
-          <w:szCs w:val="28"/>
-        </w:rPr>
-        <w:t>香羅帶</w:t>
-      </w:r>
-      <w:proofErr w:type="gramEnd"/>
-      <w:r>
-        <w:rPr>
-          <w:rFonts w:ascii="標楷體" w:eastAsia="標楷體" w:hAnsi="標楷體" w:hint="eastAsia"/>
-          <w:sz w:val="28"/>
-          <w:szCs w:val="28"/>
-        </w:rPr>
-        <w:t>未結成同心結。江潮已漲，</w:t>
-      </w:r>
-      <w:proofErr w:type="gramStart"/>
-      <w:r>
-        <w:rPr>
-          <w:rFonts w:ascii="標楷體" w:eastAsia="標楷體" w:hAnsi="標楷體" w:hint="eastAsia"/>
-          <w:sz w:val="28"/>
-          <w:szCs w:val="28"/>
-        </w:rPr>
-        <w:t>船兒揚帆</w:t>
-      </w:r>
-      <w:proofErr w:type="gramEnd"/>
-      <w:r>
-        <w:rPr>
-          <w:rFonts w:ascii="標楷體" w:eastAsia="標楷體" w:hAnsi="標楷體" w:hint="eastAsia"/>
-          <w:sz w:val="28"/>
-          <w:szCs w:val="28"/>
-        </w:rPr>
-        <w:t>要遠行。</w:t>
+          <w:sz w:val="32"/>
+          <w:szCs w:val="32"/>
+        </w:rPr>
+        <w:t>你的眼中</w:t>
+      </w:r>
+      <w:proofErr w:type="gramStart"/>
+      <w:r>
+        <w:rPr>
+          <w:rFonts w:ascii="標楷體" w:eastAsia="標楷體" w:hAnsi="標楷體" w:hint="eastAsia"/>
+          <w:b/>
+          <w:bCs/>
+          <w:sz w:val="32"/>
+          <w:szCs w:val="32"/>
+        </w:rPr>
+        <w:t>噙滿</w:t>
+      </w:r>
+      <w:r>
+        <w:rPr>
+          <w:rFonts w:ascii="標楷體" w:eastAsia="標楷體" w:hAnsi="標楷體" w:hint="eastAsia"/>
+          <w:sz w:val="32"/>
+          <w:szCs w:val="32"/>
+        </w:rPr>
+        <w:t>了淚水</w:t>
+      </w:r>
+      <w:proofErr w:type="gramEnd"/>
+      <w:r>
+        <w:rPr>
+          <w:rFonts w:ascii="標楷體" w:eastAsia="標楷體" w:hAnsi="標楷體" w:hint="eastAsia"/>
+          <w:sz w:val="32"/>
+          <w:szCs w:val="32"/>
+        </w:rPr>
+        <w:t>，我的眼中也流下了淚水。我們心心相印，可惜象徵永結同心</w:t>
+      </w:r>
+      <w:proofErr w:type="gramStart"/>
+      <w:r>
+        <w:rPr>
+          <w:rFonts w:ascii="標楷體" w:eastAsia="標楷體" w:hAnsi="標楷體" w:hint="eastAsia"/>
+          <w:sz w:val="32"/>
+          <w:szCs w:val="32"/>
+        </w:rPr>
+        <w:t>的羅帶終究</w:t>
+      </w:r>
+      <w:proofErr w:type="gramEnd"/>
+      <w:r>
+        <w:rPr>
+          <w:rFonts w:ascii="標楷體" w:eastAsia="標楷體" w:hAnsi="標楷體" w:hint="eastAsia"/>
+          <w:sz w:val="32"/>
+          <w:szCs w:val="32"/>
+        </w:rPr>
+        <w:t>沒能</w:t>
+      </w:r>
+      <w:proofErr w:type="gramStart"/>
+      <w:r>
+        <w:rPr>
+          <w:rFonts w:ascii="標楷體" w:eastAsia="標楷體" w:hAnsi="標楷體" w:hint="eastAsia"/>
+          <w:sz w:val="32"/>
+          <w:szCs w:val="32"/>
+        </w:rPr>
+        <w:t>繫</w:t>
+      </w:r>
+      <w:proofErr w:type="gramEnd"/>
+      <w:r>
+        <w:rPr>
+          <w:rFonts w:ascii="標楷體" w:eastAsia="標楷體" w:hAnsi="標楷體" w:hint="eastAsia"/>
+          <w:sz w:val="32"/>
+          <w:szCs w:val="32"/>
+        </w:rPr>
+        <w:t>緊，而江邊的潮水</w:t>
+      </w:r>
+      <w:proofErr w:type="gramStart"/>
+      <w:r>
+        <w:rPr>
+          <w:rFonts w:ascii="標楷體" w:eastAsia="標楷體" w:hAnsi="標楷體" w:hint="eastAsia"/>
+          <w:sz w:val="32"/>
+          <w:szCs w:val="32"/>
+        </w:rPr>
+        <w:t>已經漲平</w:t>
+      </w:r>
+      <w:proofErr w:type="gramEnd"/>
+      <w:r>
+        <w:rPr>
+          <w:rFonts w:ascii="標楷體" w:eastAsia="標楷體" w:hAnsi="標楷體" w:hint="eastAsia"/>
+          <w:sz w:val="32"/>
+          <w:szCs w:val="32"/>
+        </w:rPr>
+        <w:t>，催促著離別船隻開航。</w:t>
       </w:r>
     </w:p>
     <w:p>
@@ -360,7 +432,8 @@
           <w:numId w:val="16"/>
         </w:numPr>
         <w:spacing w:line="440" w:lineRule="exact"/>
-        <w:ind w:leftChars="0" w:left="482" w:hanging="482"/>
+        <w:ind w:leftChars="0" w:left="284" w:hanging="284"/>
+        <w:jc w:val="both"/>
         <w:rPr>
           <w:rFonts w:ascii="標楷體" w:eastAsia="標楷體" w:hAnsi="標楷體" w:cs="標楷體"/>
           <w:sz w:val="28"/>
@@ -418,7 +491,8 @@
           <w:numId w:val="16"/>
         </w:numPr>
         <w:spacing w:line="440" w:lineRule="exact"/>
-        <w:ind w:leftChars="0" w:left="482" w:hanging="482"/>
+        <w:ind w:leftChars="0" w:left="284" w:hanging="284"/>
+        <w:jc w:val="both"/>
         <w:rPr>
           <w:rFonts w:ascii="標楷體" w:eastAsia="標楷體" w:hAnsi="標楷體" w:cs="標楷體"/>
           <w:sz w:val="28"/>
@@ -484,7 +558,8 @@
           <w:numId w:val="16"/>
         </w:numPr>
         <w:spacing w:line="440" w:lineRule="exact"/>
-        <w:ind w:leftChars="0" w:left="482" w:hanging="482"/>
+        <w:ind w:leftChars="0" w:left="284" w:hanging="284"/>
+        <w:jc w:val="both"/>
         <w:rPr>
           <w:rFonts w:ascii="標楷體" w:eastAsia="標楷體" w:hAnsi="標楷體" w:cs="標楷體"/>
           <w:sz w:val="28"/>
@@ -536,7 +611,8 @@
           <w:numId w:val="16"/>
         </w:numPr>
         <w:spacing w:line="440" w:lineRule="exact"/>
-        <w:ind w:leftChars="0" w:left="482" w:hanging="482"/>
+        <w:ind w:leftChars="0" w:left="284" w:hanging="284"/>
+        <w:jc w:val="both"/>
         <w:rPr>
           <w:rFonts w:ascii="標楷體" w:eastAsia="標楷體" w:hAnsi="標楷體" w:cs="標楷體"/>
           <w:sz w:val="28"/>
@@ -642,6 +718,8 @@
       <w:pPr>
         <w:pStyle w:val="a6"/>
         <w:spacing w:line="440" w:lineRule="exact"/>
+        <w:ind w:left="764" w:hanging="284"/>
+        <w:jc w:val="both"/>
         <w:rPr>
           <w:rFonts w:ascii="標楷體" w:eastAsia="標楷體" w:hAnsi="標楷體" w:cs="標楷體"/>
           <w:sz w:val="28"/>
@@ -681,32 +759,42 @@
         <w:pStyle w:val="a6"/>
         <w:numPr>
           <w:ilvl w:val="0"/>
-          <w:numId w:val="26"/>
+          <w:numId w:val="27"/>
         </w:numPr>
         <w:spacing w:line="440" w:lineRule="exact"/>
         <w:ind w:leftChars="0"/>
+        <w:jc w:val="both"/>
+        <w:rPr>
+          <w:rFonts w:ascii="標楷體" w:eastAsia="標楷體" w:hAnsi="標楷體" w:cs="標楷體"/>
+          <w:sz w:val="28"/>
+          <w:szCs w:val="28"/>
+        </w:rPr>
+      </w:pPr>
+      <w:r>
         <w:rPr>
           <w:rFonts w:ascii="標楷體" w:eastAsia="標楷體" w:hAnsi="標楷體" w:cs="標楷體" w:hint="eastAsia"/>
           <w:sz w:val="28"/>
           <w:szCs w:val="28"/>
         </w:rPr>
-      </w:pPr>
+        <w:t>著</w:t>
+      </w:r>
       <w:r>
         <w:rPr>
           <w:rFonts w:ascii="標楷體" w:eastAsia="標楷體" w:hAnsi="標楷體" w:cs="標楷體" w:hint="eastAsia"/>
           <w:sz w:val="28"/>
           <w:szCs w:val="28"/>
         </w:rPr>
-        <w:t>著：</w:t>
+        <w:t>（</w:t>
       </w:r>
       <w:proofErr w:type="gramStart"/>
       <w:r>
         <w:rPr>
           <w:rFonts w:ascii="標楷體" w:eastAsia="標楷體" w:hAnsi="標楷體" w:cs="標楷體" w:hint="eastAsia"/>
-          <w:sz w:val="28"/>
-          <w:szCs w:val="28"/>
-        </w:rPr>
-        <w:t>往衣被</w:t>
+          <w:color w:val="FF0000"/>
+          <w:sz w:val="16"/>
+          <w:szCs w:val="16"/>
+        </w:rPr>
+        <w:t>ㄓㄨㄛˊ</w:t>
       </w:r>
       <w:proofErr w:type="gramEnd"/>
       <w:r>
@@ -715,15 +803,31 @@
           <w:sz w:val="28"/>
           <w:szCs w:val="28"/>
         </w:rPr>
-        <w:t>中填裝絲</w:t>
-      </w:r>
-      <w:proofErr w:type="gramStart"/>
+        <w:t>）</w:t>
+      </w:r>
       <w:r>
         <w:rPr>
           <w:rFonts w:ascii="標楷體" w:eastAsia="標楷體" w:hAnsi="標楷體" w:cs="標楷體" w:hint="eastAsia"/>
           <w:sz w:val="28"/>
           <w:szCs w:val="28"/>
         </w:rPr>
+        <w:t>：</w:t>
+      </w:r>
+      <w:r>
+        <w:rPr>
+          <w:rFonts w:ascii="標楷體" w:eastAsia="標楷體" w:hAnsi="標楷體" w:cs="標楷體" w:hint="eastAsia"/>
+          <w:sz w:val="28"/>
+          <w:szCs w:val="28"/>
+        </w:rPr>
+        <w:t>把絲</w:t>
+      </w:r>
+      <w:proofErr w:type="gramStart"/>
+      <w:r>
+        <w:rPr>
+          <w:rFonts w:ascii="標楷體" w:eastAsia="標楷體" w:hAnsi="標楷體" w:cs="標楷體" w:hint="eastAsia"/>
+          <w:sz w:val="28"/>
+          <w:szCs w:val="28"/>
+        </w:rPr>
         <w:t>綿</w:t>
       </w:r>
       <w:proofErr w:type="gramEnd"/>
@@ -733,7 +837,7 @@
           <w:sz w:val="28"/>
           <w:szCs w:val="28"/>
         </w:rPr>
-        <w:t>叫</w:t>
+        <w:t>填入衣服或被子裡的動作稱為</w:t>
       </w:r>
       <w:proofErr w:type="gramStart"/>
       <w:r>
@@ -742,32 +846,34 @@
           <w:sz w:val="28"/>
           <w:szCs w:val="28"/>
         </w:rPr>
-        <w:t>「</w:t>
-      </w:r>
+        <w:t>「著</w:t>
+      </w:r>
+      <w:proofErr w:type="gramEnd"/>
       <w:r>
         <w:rPr>
           <w:rFonts w:ascii="標楷體" w:eastAsia="標楷體" w:hAnsi="標楷體" w:cs="標楷體" w:hint="eastAsia"/>
           <w:sz w:val="28"/>
           <w:szCs w:val="28"/>
         </w:rPr>
-        <w:t>著</w:t>
-      </w:r>
-      <w:proofErr w:type="gramEnd"/>
+        <w:t>」。這裡用的</w:t>
+      </w:r>
+      <w:proofErr w:type="gramStart"/>
       <w:r>
         <w:rPr>
           <w:rFonts w:ascii="標楷體" w:eastAsia="標楷體" w:hAnsi="標楷體" w:cs="標楷體" w:hint="eastAsia"/>
           <w:sz w:val="28"/>
           <w:szCs w:val="28"/>
         </w:rPr>
-        <w:t>」</w:t>
-      </w:r>
+        <w:t>綿</w:t>
+      </w:r>
+      <w:proofErr w:type="gramEnd"/>
       <w:r>
         <w:rPr>
           <w:rFonts w:ascii="標楷體" w:eastAsia="標楷體" w:hAnsi="標楷體" w:cs="標楷體" w:hint="eastAsia"/>
           <w:sz w:val="28"/>
           <w:szCs w:val="28"/>
         </w:rPr>
-        <w:t>。</w:t>
+        <w:t>是指「</w:t>
       </w:r>
       <w:proofErr w:type="gramStart"/>
       <w:r>
@@ -776,6 +882,24 @@
           <w:sz w:val="28"/>
           <w:szCs w:val="28"/>
         </w:rPr>
+        <w:t>長絲</w:t>
+      </w:r>
+      <w:proofErr w:type="gramEnd"/>
+      <w:r>
+        <w:rPr>
+          <w:rFonts w:ascii="標楷體" w:eastAsia="標楷體" w:hAnsi="標楷體" w:cs="標楷體" w:hint="eastAsia"/>
+          <w:sz w:val="28"/>
+          <w:szCs w:val="28"/>
+        </w:rPr>
+        <w:t>」，而「絲」與「思念」的「思」諧音相同，因此將絲</w:t>
+      </w:r>
+      <w:proofErr w:type="gramStart"/>
+      <w:r>
+        <w:rPr>
+          <w:rFonts w:ascii="標楷體" w:eastAsia="標楷體" w:hAnsi="標楷體" w:cs="標楷體" w:hint="eastAsia"/>
+          <w:sz w:val="28"/>
+          <w:szCs w:val="28"/>
+        </w:rPr>
         <w:t>綿</w:t>
       </w:r>
       <w:proofErr w:type="gramEnd"/>
@@ -785,155 +909,7 @@
           <w:sz w:val="28"/>
           <w:szCs w:val="28"/>
         </w:rPr>
-        <w:t>為</w:t>
-      </w:r>
-      <w:r>
-        <w:rPr>
-          <w:rFonts w:ascii="標楷體" w:eastAsia="標楷體" w:hAnsi="標楷體" w:cs="標楷體" w:hint="eastAsia"/>
-          <w:sz w:val="28"/>
-          <w:szCs w:val="28"/>
-        </w:rPr>
-        <w:t>「</w:t>
-      </w:r>
-      <w:proofErr w:type="gramStart"/>
-      <w:r>
-        <w:rPr>
-          <w:rFonts w:ascii="標楷體" w:eastAsia="標楷體" w:hAnsi="標楷體" w:cs="標楷體" w:hint="eastAsia"/>
-          <w:sz w:val="28"/>
-          <w:szCs w:val="28"/>
-        </w:rPr>
-        <w:t>長絲</w:t>
-      </w:r>
-      <w:proofErr w:type="gramEnd"/>
-      <w:r>
-        <w:rPr>
-          <w:rFonts w:ascii="標楷體" w:eastAsia="標楷體" w:hAnsi="標楷體" w:cs="標楷體" w:hint="eastAsia"/>
-          <w:sz w:val="28"/>
-          <w:szCs w:val="28"/>
-        </w:rPr>
-        <w:t>」</w:t>
-      </w:r>
-      <w:r>
-        <w:rPr>
-          <w:rFonts w:ascii="標楷體" w:eastAsia="標楷體" w:hAnsi="標楷體" w:cs="標楷體" w:hint="eastAsia"/>
-          <w:sz w:val="28"/>
-          <w:szCs w:val="28"/>
-        </w:rPr>
-        <w:t>，</w:t>
-      </w:r>
-      <w:r>
-        <w:rPr>
-          <w:rFonts w:ascii="標楷體" w:eastAsia="標楷體" w:hAnsi="標楷體" w:cs="標楷體" w:hint="eastAsia"/>
-          <w:sz w:val="28"/>
-          <w:szCs w:val="28"/>
-        </w:rPr>
-        <w:t>「</w:t>
-      </w:r>
-      <w:r>
-        <w:rPr>
-          <w:rFonts w:ascii="標楷體" w:eastAsia="標楷體" w:hAnsi="標楷體" w:cs="標楷體" w:hint="eastAsia"/>
-          <w:sz w:val="28"/>
-          <w:szCs w:val="28"/>
-        </w:rPr>
-        <w:t>絲</w:t>
-      </w:r>
-      <w:r>
-        <w:rPr>
-          <w:rFonts w:ascii="標楷體" w:eastAsia="標楷體" w:hAnsi="標楷體" w:cs="標楷體" w:hint="eastAsia"/>
-          <w:sz w:val="28"/>
-          <w:szCs w:val="28"/>
-        </w:rPr>
-        <w:t>」</w:t>
-      </w:r>
-      <w:r>
-        <w:rPr>
-          <w:rFonts w:ascii="標楷體" w:eastAsia="標楷體" w:hAnsi="標楷體" w:cs="標楷體" w:hint="eastAsia"/>
-          <w:sz w:val="28"/>
-          <w:szCs w:val="28"/>
-        </w:rPr>
-        <w:t>諧音</w:t>
-      </w:r>
-      <w:r>
-        <w:rPr>
-          <w:rFonts w:ascii="標楷體" w:eastAsia="標楷體" w:hAnsi="標楷體" w:cs="標楷體" w:hint="eastAsia"/>
-          <w:sz w:val="28"/>
-          <w:szCs w:val="28"/>
-        </w:rPr>
-        <w:t>「</w:t>
-      </w:r>
-      <w:r>
-        <w:rPr>
-          <w:rFonts w:ascii="標楷體" w:eastAsia="標楷體" w:hAnsi="標楷體" w:cs="標楷體" w:hint="eastAsia"/>
-          <w:sz w:val="28"/>
-          <w:szCs w:val="28"/>
-        </w:rPr>
-        <w:t>思</w:t>
-      </w:r>
-      <w:r>
-        <w:rPr>
-          <w:rFonts w:ascii="標楷體" w:eastAsia="標楷體" w:hAnsi="標楷體" w:cs="標楷體" w:hint="eastAsia"/>
-          <w:sz w:val="28"/>
-          <w:szCs w:val="28"/>
-        </w:rPr>
-        <w:t>」</w:t>
-      </w:r>
-      <w:r>
-        <w:rPr>
-          <w:rFonts w:ascii="標楷體" w:eastAsia="標楷體" w:hAnsi="標楷體" w:cs="標楷體" w:hint="eastAsia"/>
-          <w:sz w:val="28"/>
-          <w:szCs w:val="28"/>
-        </w:rPr>
-        <w:t>，故</w:t>
-      </w:r>
-      <w:proofErr w:type="gramStart"/>
-      <w:r>
-        <w:rPr>
-          <w:rFonts w:ascii="標楷體" w:eastAsia="標楷體" w:hAnsi="標楷體" w:cs="標楷體" w:hint="eastAsia"/>
-          <w:sz w:val="28"/>
-          <w:szCs w:val="28"/>
-        </w:rPr>
-        <w:t>云</w:t>
-      </w:r>
-      <w:r>
-        <w:rPr>
-          <w:rFonts w:ascii="標楷體" w:eastAsia="標楷體" w:hAnsi="標楷體" w:cs="標楷體" w:hint="eastAsia"/>
-          <w:sz w:val="28"/>
-          <w:szCs w:val="28"/>
-        </w:rPr>
-        <w:t>「</w:t>
-      </w:r>
-      <w:r>
-        <w:rPr>
-          <w:rFonts w:ascii="標楷體" w:eastAsia="標楷體" w:hAnsi="標楷體" w:cs="標楷體" w:hint="eastAsia"/>
-          <w:sz w:val="28"/>
-          <w:szCs w:val="28"/>
-        </w:rPr>
-        <w:t>著</w:t>
-      </w:r>
-      <w:proofErr w:type="gramEnd"/>
-      <w:r>
-        <w:rPr>
-          <w:rFonts w:ascii="標楷體" w:eastAsia="標楷體" w:hAnsi="標楷體" w:cs="標楷體" w:hint="eastAsia"/>
-          <w:sz w:val="28"/>
-          <w:szCs w:val="28"/>
-        </w:rPr>
-        <w:t>以長相思</w:t>
-      </w:r>
-      <w:r>
-        <w:rPr>
-          <w:rFonts w:ascii="標楷體" w:eastAsia="標楷體" w:hAnsi="標楷體" w:cs="標楷體" w:hint="eastAsia"/>
-          <w:sz w:val="28"/>
-          <w:szCs w:val="28"/>
-        </w:rPr>
-        <w:t>」</w:t>
-      </w:r>
-      <w:r>
-        <w:rPr>
-          <w:rFonts w:ascii="標楷體" w:eastAsia="標楷體" w:hAnsi="標楷體" w:cs="標楷體" w:hint="eastAsia"/>
-          <w:sz w:val="28"/>
-          <w:szCs w:val="28"/>
-        </w:rPr>
-        <w:t>。</w:t>
+        <w:t>裝入被服中，便寄託了「穿上這份長久相思」的深情。</w:t>
       </w:r>
     </w:p>
     <w:p>
@@ -941,41 +917,50 @@
         <w:pStyle w:val="a6"/>
         <w:numPr>
           <w:ilvl w:val="0"/>
-          <w:numId w:val="26"/>
+          <w:numId w:val="27"/>
         </w:numPr>
         <w:spacing w:line="440" w:lineRule="exact"/>
         <w:ind w:leftChars="0"/>
+        <w:jc w:val="both"/>
+        <w:rPr>
+          <w:rFonts w:ascii="標楷體" w:eastAsia="標楷體" w:hAnsi="標楷體" w:cs="標楷體"/>
+          <w:sz w:val="28"/>
+          <w:szCs w:val="28"/>
+        </w:rPr>
+      </w:pPr>
+      <w:r>
         <w:rPr>
           <w:rFonts w:ascii="標楷體" w:eastAsia="標楷體" w:hAnsi="標楷體" w:cs="標楷體" w:hint="eastAsia"/>
           <w:sz w:val="28"/>
           <w:szCs w:val="28"/>
         </w:rPr>
-      </w:pPr>
+        <w:t>緣：</w:t>
+      </w:r>
+      <w:proofErr w:type="gramStart"/>
       <w:r>
         <w:rPr>
           <w:rFonts w:ascii="標楷體" w:eastAsia="標楷體" w:hAnsi="標楷體" w:cs="標楷體" w:hint="eastAsia"/>
           <w:sz w:val="28"/>
           <w:szCs w:val="28"/>
         </w:rPr>
-        <w:t>緣：</w:t>
-      </w:r>
-      <w:proofErr w:type="gramStart"/>
+        <w:t>飾邊</w:t>
+      </w:r>
+      <w:proofErr w:type="gramEnd"/>
       <w:r>
         <w:rPr>
           <w:rFonts w:ascii="標楷體" w:eastAsia="標楷體" w:hAnsi="標楷體" w:cs="標楷體" w:hint="eastAsia"/>
           <w:sz w:val="28"/>
           <w:szCs w:val="28"/>
         </w:rPr>
-        <w:t>飾邊</w:t>
-      </w:r>
-      <w:proofErr w:type="gramEnd"/>
+        <w:t>，鑲邊。</w:t>
+      </w:r>
       <w:r>
         <w:rPr>
           <w:rFonts w:ascii="標楷體" w:eastAsia="標楷體" w:hAnsi="標楷體" w:cs="標楷體" w:hint="eastAsia"/>
           <w:sz w:val="28"/>
           <w:szCs w:val="28"/>
         </w:rPr>
-        <w:t>，鑲邊。這句</w:t>
+        <w:t>在棉被的四個邊緣縫上絲線，讓它緊密連接而不</w:t>
       </w:r>
       <w:proofErr w:type="gramStart"/>
       <w:r>
@@ -984,7 +969,7 @@
           <w:sz w:val="28"/>
           <w:szCs w:val="28"/>
         </w:rPr>
-        <w:t>是說被的</w:t>
+        <w:t>鬆</w:t>
       </w:r>
       <w:proofErr w:type="gramEnd"/>
       <w:r>
@@ -993,141 +978,7 @@
           <w:sz w:val="28"/>
           <w:szCs w:val="28"/>
         </w:rPr>
-        <w:t>四邊</w:t>
-      </w:r>
-      <w:proofErr w:type="gramStart"/>
-      <w:r>
-        <w:rPr>
-          <w:rFonts w:ascii="標楷體" w:eastAsia="標楷體" w:hAnsi="標楷體" w:cs="標楷體" w:hint="eastAsia"/>
-          <w:sz w:val="28"/>
-          <w:szCs w:val="28"/>
-        </w:rPr>
-        <w:t>綴以絲縷</w:t>
-      </w:r>
-      <w:proofErr w:type="gramEnd"/>
-      <w:r>
-        <w:rPr>
-          <w:rFonts w:ascii="標楷體" w:eastAsia="標楷體" w:hAnsi="標楷體" w:cs="標楷體" w:hint="eastAsia"/>
-          <w:sz w:val="28"/>
-          <w:szCs w:val="28"/>
-        </w:rPr>
-        <w:t>，使連而不解。緣與</w:t>
-      </w:r>
-      <w:r>
-        <w:rPr>
-          <w:rFonts w:ascii="標楷體" w:eastAsia="標楷體" w:hAnsi="標楷體" w:cs="標楷體" w:hint="eastAsia"/>
-          <w:sz w:val="28"/>
-          <w:szCs w:val="28"/>
-        </w:rPr>
-        <w:t>「</w:t>
-      </w:r>
-      <w:r>
-        <w:rPr>
-          <w:rFonts w:ascii="標楷體" w:eastAsia="標楷體" w:hAnsi="標楷體" w:cs="標楷體" w:hint="eastAsia"/>
-          <w:sz w:val="28"/>
-          <w:szCs w:val="28"/>
-        </w:rPr>
-        <w:t>姻緣</w:t>
-      </w:r>
-      <w:r>
-        <w:rPr>
-          <w:rFonts w:ascii="標楷體" w:eastAsia="標楷體" w:hAnsi="標楷體" w:cs="標楷體" w:hint="eastAsia"/>
-          <w:sz w:val="28"/>
-          <w:szCs w:val="28"/>
-        </w:rPr>
-        <w:t>」</w:t>
-      </w:r>
-      <w:r>
-        <w:rPr>
-          <w:rFonts w:ascii="標楷體" w:eastAsia="標楷體" w:hAnsi="標楷體" w:cs="標楷體" w:hint="eastAsia"/>
-          <w:sz w:val="28"/>
-          <w:szCs w:val="28"/>
-        </w:rPr>
-        <w:t>的</w:t>
-      </w:r>
-      <w:r>
-        <w:rPr>
-          <w:rFonts w:ascii="標楷體" w:eastAsia="標楷體" w:hAnsi="標楷體" w:cs="標楷體" w:hint="eastAsia"/>
-          <w:sz w:val="28"/>
-          <w:szCs w:val="28"/>
-        </w:rPr>
-        <w:t>「</w:t>
-      </w:r>
-      <w:r>
-        <w:rPr>
-          <w:rFonts w:ascii="標楷體" w:eastAsia="標楷體" w:hAnsi="標楷體" w:cs="標楷體" w:hint="eastAsia"/>
-          <w:sz w:val="28"/>
-          <w:szCs w:val="28"/>
-        </w:rPr>
-        <w:t>緣</w:t>
-      </w:r>
-      <w:r>
-        <w:rPr>
-          <w:rFonts w:ascii="標楷體" w:eastAsia="標楷體" w:hAnsi="標楷體" w:cs="標楷體" w:hint="eastAsia"/>
-          <w:sz w:val="28"/>
-          <w:szCs w:val="28"/>
-        </w:rPr>
-        <w:t>」</w:t>
-      </w:r>
-      <w:proofErr w:type="gramStart"/>
-      <w:r>
-        <w:rPr>
-          <w:rFonts w:ascii="標楷體" w:eastAsia="標楷體" w:hAnsi="標楷體" w:cs="標楷體" w:hint="eastAsia"/>
-          <w:sz w:val="28"/>
-          <w:szCs w:val="28"/>
-        </w:rPr>
-        <w:t>音同</w:t>
-      </w:r>
-      <w:proofErr w:type="gramEnd"/>
-      <w:r>
-        <w:rPr>
-          <w:rFonts w:ascii="標楷體" w:eastAsia="標楷體" w:hAnsi="標楷體" w:cs="標楷體" w:hint="eastAsia"/>
-          <w:sz w:val="28"/>
-          <w:szCs w:val="28"/>
-        </w:rPr>
-        <w:t>，故</w:t>
-      </w:r>
-      <w:proofErr w:type="gramStart"/>
-      <w:r>
-        <w:rPr>
-          <w:rFonts w:ascii="標楷體" w:eastAsia="標楷體" w:hAnsi="標楷體" w:cs="標楷體" w:hint="eastAsia"/>
-          <w:sz w:val="28"/>
-          <w:szCs w:val="28"/>
-        </w:rPr>
-        <w:t>云</w:t>
-      </w:r>
-      <w:proofErr w:type="gramEnd"/>
-      <w:r>
-        <w:rPr>
-          <w:rFonts w:ascii="標楷體" w:eastAsia="標楷體" w:hAnsi="標楷體" w:cs="標楷體" w:hint="eastAsia"/>
-          <w:sz w:val="28"/>
-          <w:szCs w:val="28"/>
-        </w:rPr>
-        <w:t>「</w:t>
-      </w:r>
-      <w:r>
-        <w:rPr>
-          <w:rFonts w:ascii="標楷體" w:eastAsia="標楷體" w:hAnsi="標楷體" w:cs="標楷體" w:hint="eastAsia"/>
-          <w:sz w:val="28"/>
-          <w:szCs w:val="28"/>
-        </w:rPr>
-        <w:t>緣以結不解</w:t>
-      </w:r>
-      <w:r>
-        <w:rPr>
-          <w:rFonts w:ascii="標楷體" w:eastAsia="標楷體" w:hAnsi="標楷體" w:cs="標楷體" w:hint="eastAsia"/>
-          <w:sz w:val="28"/>
-          <w:szCs w:val="28"/>
-        </w:rPr>
-        <w:t>」</w:t>
-      </w:r>
-      <w:r>
-        <w:rPr>
-          <w:rFonts w:ascii="標楷體" w:eastAsia="標楷體" w:hAnsi="標楷體" w:cs="標楷體" w:hint="eastAsia"/>
-          <w:sz w:val="28"/>
-          <w:szCs w:val="28"/>
-        </w:rPr>
-        <w:t>。</w:t>
+        <w:t>脫。因為邊緣的「緣」與「姻緣」的「緣」同音，所以這種做法寄託了「結下一段永不解開的深深姻緣」之寓意。</w:t>
       </w:r>
     </w:p>
     <w:p>
@@ -1138,7 +989,8 @@
           <w:numId w:val="16"/>
         </w:numPr>
         <w:spacing w:line="440" w:lineRule="exact"/>
-        <w:ind w:leftChars="0" w:left="482" w:hanging="482"/>
+        <w:ind w:leftChars="0" w:left="284" w:hanging="284"/>
+        <w:jc w:val="both"/>
         <w:rPr>
           <w:rFonts w:ascii="標楷體" w:eastAsia="標楷體" w:hAnsi="標楷體" w:cs="標楷體"/>
           <w:sz w:val="28"/>
@@ -1203,8 +1055,9 @@
     <w:p>
       <w:pPr>
         <w:spacing w:line="440" w:lineRule="exact"/>
-        <w:rPr>
-          <w:rFonts w:ascii="標楷體" w:eastAsia="標楷體" w:hAnsi="標楷體"/>
+        <w:jc w:val="both"/>
+        <w:rPr>
+          <w:rFonts w:ascii="標楷體" w:eastAsia="標楷體" w:hAnsi="標楷體" w:hint="eastAsia"/>
           <w:sz w:val="28"/>
           <w:szCs w:val="28"/>
         </w:rPr>
@@ -1222,35 +1075,45 @@
           <w:rFonts w:ascii="標楷體" w:eastAsia="標楷體" w:hAnsi="標楷體" w:hint="eastAsia"/>
           <w:sz w:val="28"/>
           <w:szCs w:val="28"/>
-        </w:rPr>
-        <w:t>這首</w:t>
-      </w:r>
-      <w:proofErr w:type="gramStart"/>
-      <w:r>
-        <w:rPr>
-          <w:rFonts w:ascii="標楷體" w:eastAsia="標楷體" w:hAnsi="標楷體" w:hint="eastAsia"/>
-          <w:sz w:val="28"/>
-          <w:szCs w:val="28"/>
-        </w:rPr>
-        <w:t>小詞這</w:t>
-      </w:r>
-      <w:proofErr w:type="gramEnd"/>
-      <w:r>
-        <w:rPr>
-          <w:rFonts w:ascii="標楷體" w:eastAsia="標楷體" w:hAnsi="標楷體" w:hint="eastAsia"/>
-          <w:sz w:val="28"/>
-          <w:szCs w:val="28"/>
-        </w:rPr>
-        <w:t>首詞</w:t>
-      </w:r>
-      <w:proofErr w:type="gramStart"/>
-      <w:r>
-        <w:rPr>
-          <w:rFonts w:ascii="標楷體" w:eastAsia="標楷體" w:hAnsi="標楷體" w:hint="eastAsia"/>
-          <w:sz w:val="28"/>
-          <w:szCs w:val="28"/>
-        </w:rPr>
-        <w:t>用</w:t>
+          <w:u w:val="single"/>
+        </w:rPr>
+        <w:t>宋代</w:t>
+      </w:r>
+      <w:r>
+        <w:rPr>
+          <w:rFonts w:ascii="標楷體" w:eastAsia="標楷體" w:hAnsi="標楷體" w:hint="eastAsia"/>
+          <w:sz w:val="28"/>
+          <w:szCs w:val="28"/>
+        </w:rPr>
+        <w:t>詞人</w:t>
+      </w:r>
+      <w:r>
+        <w:rPr>
+          <w:rFonts w:ascii="標楷體" w:eastAsia="標楷體" w:hAnsi="標楷體" w:hint="eastAsia"/>
+          <w:sz w:val="28"/>
+          <w:szCs w:val="28"/>
+          <w:u w:val="single"/>
+        </w:rPr>
+        <w:t>林</w:t>
+      </w:r>
+      <w:proofErr w:type="gramStart"/>
+      <w:r>
+        <w:rPr>
+          <w:rFonts w:ascii="標楷體" w:eastAsia="標楷體" w:hAnsi="標楷體" w:hint="eastAsia"/>
+          <w:sz w:val="28"/>
+          <w:szCs w:val="28"/>
+          <w:u w:val="single"/>
+        </w:rPr>
+        <w:t>逋</w:t>
+      </w:r>
+      <w:proofErr w:type="gramEnd"/>
+      <w:r>
+        <w:rPr>
+          <w:rFonts w:ascii="標楷體" w:eastAsia="標楷體" w:hAnsi="標楷體" w:hint="eastAsia"/>
+          <w:sz w:val="28"/>
+          <w:szCs w:val="28"/>
+        </w:rPr>
+        <w:t>以「梅妻鶴子」的</w:t>
       </w:r>
       <w:r>
         <w:rPr>
@@ -1260,147 +1123,90 @@
           <w:sz w:val="28"/>
           <w:szCs w:val="28"/>
         </w:rPr>
-        <w:t>復沓</w:t>
-      </w:r>
-      <w:r>
-        <w:rPr>
-          <w:rFonts w:ascii="標楷體" w:eastAsia="標楷體" w:hAnsi="標楷體" w:hint="eastAsia"/>
-          <w:sz w:val="28"/>
-          <w:szCs w:val="28"/>
-        </w:rPr>
-        <w:t>語</w:t>
-      </w:r>
-      <w:proofErr w:type="gramEnd"/>
-      <w:r>
-        <w:rPr>
-          <w:rFonts w:ascii="標楷體" w:eastAsia="標楷體" w:hAnsi="標楷體" w:hint="eastAsia"/>
-          <w:sz w:val="28"/>
-          <w:szCs w:val="28"/>
-        </w:rPr>
-        <w:t>，</w:t>
-      </w:r>
-      <w:proofErr w:type="gramStart"/>
-      <w:r>
-        <w:rPr>
-          <w:rFonts w:ascii="標楷體" w:eastAsia="標楷體" w:hAnsi="標楷體" w:hint="eastAsia"/>
-          <w:sz w:val="28"/>
-          <w:szCs w:val="28"/>
-        </w:rPr>
-        <w:t>離情</w:t>
-      </w:r>
-      <w:r>
-        <w:rPr>
-          <w:rFonts w:ascii="標楷體" w:eastAsia="標楷體" w:hAnsi="標楷體" w:hint="eastAsia"/>
-          <w:sz w:val="28"/>
-          <w:szCs w:val="28"/>
-        </w:rPr>
-        <w:t>於</w:t>
-      </w:r>
-      <w:r>
-        <w:rPr>
-          <w:rFonts w:ascii="標楷體" w:eastAsia="標楷體" w:hAnsi="標楷體" w:hint="eastAsia"/>
-          <w:sz w:val="28"/>
-          <w:szCs w:val="28"/>
-        </w:rPr>
-        <w:t>山水</w:t>
-      </w:r>
-      <w:proofErr w:type="gramEnd"/>
-      <w:r>
-        <w:rPr>
-          <w:rFonts w:ascii="標楷體" w:eastAsia="標楷體" w:hAnsi="標楷體" w:hint="eastAsia"/>
-          <w:sz w:val="28"/>
-          <w:szCs w:val="28"/>
-        </w:rPr>
-        <w:t>物態之中，</w:t>
-      </w:r>
-      <w:proofErr w:type="gramStart"/>
-      <w:r>
-        <w:rPr>
-          <w:rFonts w:ascii="標楷體" w:eastAsia="標楷體" w:hAnsi="標楷體" w:hint="eastAsia"/>
-          <w:sz w:val="28"/>
-          <w:szCs w:val="28"/>
-        </w:rPr>
-        <w:t>流暢可歌而又含思婉轉</w:t>
-      </w:r>
-      <w:proofErr w:type="gramEnd"/>
-      <w:r>
-        <w:rPr>
-          <w:rFonts w:ascii="標楷體" w:eastAsia="標楷體" w:hAnsi="標楷體" w:hint="eastAsia"/>
-          <w:sz w:val="28"/>
-          <w:szCs w:val="28"/>
-        </w:rPr>
-        <w:t>，具有很濃的民歌風味。上</w:t>
-      </w:r>
-      <w:proofErr w:type="gramStart"/>
-      <w:r>
-        <w:rPr>
-          <w:rFonts w:ascii="標楷體" w:eastAsia="標楷體" w:hAnsi="標楷體" w:hint="eastAsia"/>
-          <w:sz w:val="28"/>
-          <w:szCs w:val="28"/>
-        </w:rPr>
-        <w:t>闋</w:t>
-      </w:r>
-      <w:proofErr w:type="gramEnd"/>
-      <w:r>
-        <w:rPr>
-          <w:rFonts w:ascii="標楷體" w:eastAsia="標楷體" w:hAnsi="標楷體" w:hint="eastAsia"/>
-          <w:sz w:val="28"/>
-          <w:szCs w:val="28"/>
-        </w:rPr>
-        <w:t>寫景，景</w:t>
-      </w:r>
-      <w:proofErr w:type="gramStart"/>
-      <w:r>
-        <w:rPr>
-          <w:rFonts w:ascii="標楷體" w:eastAsia="標楷體" w:hAnsi="標楷體" w:hint="eastAsia"/>
-          <w:sz w:val="28"/>
-          <w:szCs w:val="28"/>
-        </w:rPr>
-        <w:t>中襯情</w:t>
-      </w:r>
-      <w:proofErr w:type="gramEnd"/>
-      <w:r>
-        <w:rPr>
-          <w:rFonts w:ascii="標楷體" w:eastAsia="標楷體" w:hAnsi="標楷體" w:hint="eastAsia"/>
-          <w:sz w:val="28"/>
-          <w:szCs w:val="28"/>
-        </w:rPr>
-        <w:t>。</w:t>
-      </w:r>
-      <w:r>
-        <w:rPr>
-          <w:rFonts w:ascii="標楷體" w:eastAsia="標楷體" w:hAnsi="標楷體" w:hint="eastAsia"/>
-          <w:sz w:val="28"/>
-          <w:szCs w:val="28"/>
-        </w:rPr>
-        <w:t>下</w:t>
-      </w:r>
-      <w:proofErr w:type="gramStart"/>
-      <w:r>
-        <w:rPr>
-          <w:rFonts w:ascii="標楷體" w:eastAsia="標楷體" w:hAnsi="標楷體" w:hint="eastAsia"/>
-          <w:sz w:val="28"/>
-          <w:szCs w:val="28"/>
-        </w:rPr>
-        <w:t>闋</w:t>
-      </w:r>
-      <w:proofErr w:type="gramEnd"/>
-      <w:r>
-        <w:rPr>
-          <w:rFonts w:ascii="標楷體" w:eastAsia="標楷體" w:hAnsi="標楷體" w:hint="eastAsia"/>
-          <w:sz w:val="28"/>
-          <w:szCs w:val="28"/>
-        </w:rPr>
-        <w:t>抒情，以</w:t>
-      </w:r>
-      <w:proofErr w:type="gramStart"/>
-      <w:r>
-        <w:rPr>
-          <w:rFonts w:ascii="標楷體" w:eastAsia="標楷體" w:hAnsi="標楷體" w:hint="eastAsia"/>
-          <w:sz w:val="28"/>
-          <w:szCs w:val="28"/>
-        </w:rPr>
-        <w:t>情托景</w:t>
+        <w:t>隱逸</w:t>
+      </w:r>
+      <w:r>
+        <w:rPr>
+          <w:rFonts w:ascii="標楷體" w:eastAsia="標楷體" w:hAnsi="標楷體" w:hint="eastAsia"/>
+          <w:sz w:val="28"/>
+          <w:szCs w:val="28"/>
+        </w:rPr>
+        <w:t>形象聞名，而其創作的《相思令·吳山青》卻是描寫男女離別的傳世佳作。</w:t>
+      </w:r>
+      <w:proofErr w:type="gramStart"/>
+      <w:r>
+        <w:rPr>
+          <w:rFonts w:ascii="標楷體" w:eastAsia="標楷體" w:hAnsi="標楷體" w:hint="eastAsia"/>
+          <w:sz w:val="28"/>
+          <w:szCs w:val="28"/>
+        </w:rPr>
+        <w:t>全詞僅有</w:t>
+      </w:r>
+      <w:proofErr w:type="gramEnd"/>
+      <w:r>
+        <w:rPr>
+          <w:rFonts w:ascii="標楷體" w:eastAsia="標楷體" w:hAnsi="標楷體" w:hint="eastAsia"/>
+          <w:sz w:val="28"/>
+          <w:szCs w:val="28"/>
+        </w:rPr>
+        <w:t>二十八字，卻以極其純粹、自然且富有民歌韻味的語言，</w:t>
+      </w:r>
+      <w:r>
+        <w:rPr>
+          <w:rFonts w:ascii="標楷體" w:eastAsia="標楷體" w:hAnsi="標楷體" w:hint="eastAsia"/>
+          <w:b/>
+          <w:bCs/>
+          <w:sz w:val="28"/>
+          <w:szCs w:val="28"/>
+        </w:rPr>
+        <w:t>勾勒</w:t>
+      </w:r>
+      <w:r>
+        <w:rPr>
+          <w:rFonts w:ascii="標楷體" w:eastAsia="標楷體" w:hAnsi="標楷體" w:hint="eastAsia"/>
+          <w:sz w:val="28"/>
+          <w:szCs w:val="28"/>
+        </w:rPr>
+        <w:t>出一幅情景交融、</w:t>
+      </w:r>
+      <w:r>
+        <w:rPr>
+          <w:rFonts w:ascii="標楷體" w:eastAsia="標楷體" w:hAnsi="標楷體" w:hint="eastAsia"/>
+          <w:b/>
+          <w:bCs/>
+          <w:sz w:val="28"/>
+          <w:szCs w:val="28"/>
+        </w:rPr>
+        <w:t>動人心</w:t>
+      </w:r>
+      <w:proofErr w:type="gramStart"/>
+      <w:r>
+        <w:rPr>
+          <w:rFonts w:ascii="標楷體" w:eastAsia="標楷體" w:hAnsi="標楷體" w:hint="eastAsia"/>
+          <w:b/>
+          <w:bCs/>
+          <w:sz w:val="28"/>
+          <w:szCs w:val="28"/>
+        </w:rPr>
+        <w:t>魄</w:t>
+      </w:r>
+      <w:proofErr w:type="gramEnd"/>
+      <w:r>
+        <w:rPr>
+          <w:rFonts w:ascii="標楷體" w:eastAsia="標楷體" w:hAnsi="標楷體" w:hint="eastAsia"/>
+          <w:sz w:val="28"/>
+          <w:szCs w:val="28"/>
+        </w:rPr>
+        <w:t>的</w:t>
+      </w:r>
+      <w:proofErr w:type="gramStart"/>
+      <w:r>
+        <w:rPr>
+          <w:rFonts w:ascii="標楷體" w:eastAsia="標楷體" w:hAnsi="標楷體" w:hint="eastAsia"/>
+          <w:sz w:val="28"/>
+          <w:szCs w:val="28"/>
+        </w:rPr>
+        <w:t>送別畫卷</w:t>
       </w:r>
       <w:proofErr w:type="gramEnd"/>
       <w:r>
@@ -1415,61 +1221,28 @@
     <w:p>
       <w:pPr>
         <w:spacing w:line="440" w:lineRule="exact"/>
-        <w:rPr>
-          <w:rFonts w:ascii="標楷體" w:eastAsia="標楷體" w:hAnsi="標楷體"/>
-          <w:sz w:val="28"/>
-          <w:szCs w:val="28"/>
-        </w:rPr>
-      </w:pPr>
-      <w:r>
-        <w:rPr>
-          <w:rFonts w:ascii="標楷體" w:eastAsia="標楷體" w:hAnsi="標楷體" w:hint="eastAsia"/>
-          <w:sz w:val="28"/>
-          <w:szCs w:val="28"/>
-        </w:rPr>
-        <w:t xml:space="preserve">　　「</w:t>
-      </w:r>
-      <w:r>
-        <w:rPr>
-          <w:rFonts w:ascii="標楷體" w:eastAsia="標楷體" w:hAnsi="標楷體" w:hint="eastAsia"/>
-          <w:sz w:val="28"/>
-          <w:szCs w:val="28"/>
-        </w:rPr>
-        <w:t>吳山青，越山青，兩岸青山相</w:t>
-      </w:r>
-      <w:proofErr w:type="gramStart"/>
-      <w:r>
-        <w:rPr>
-          <w:rFonts w:ascii="標楷體" w:eastAsia="標楷體" w:hAnsi="標楷體" w:hint="eastAsia"/>
-          <w:sz w:val="28"/>
-          <w:szCs w:val="28"/>
-        </w:rPr>
-        <w:t>送迎，爭忍</w:t>
-      </w:r>
-      <w:proofErr w:type="gramEnd"/>
-      <w:r>
-        <w:rPr>
-          <w:rFonts w:ascii="標楷體" w:eastAsia="標楷體" w:hAnsi="標楷體" w:hint="eastAsia"/>
-          <w:sz w:val="28"/>
-          <w:szCs w:val="28"/>
-        </w:rPr>
-        <w:t>有離情？</w:t>
-      </w:r>
-      <w:r>
-        <w:rPr>
-          <w:rFonts w:ascii="標楷體" w:eastAsia="標楷體" w:hAnsi="標楷體" w:hint="eastAsia"/>
-          <w:sz w:val="28"/>
-          <w:szCs w:val="28"/>
-        </w:rPr>
-        <w:t>」</w:t>
-      </w:r>
-      <w:r>
-        <w:rPr>
-          <w:rFonts w:ascii="標楷體" w:eastAsia="標楷體" w:hAnsi="標楷體" w:hint="eastAsia"/>
-          <w:sz w:val="28"/>
-          <w:szCs w:val="28"/>
-        </w:rPr>
-        <w:t>開篇用語復沓，運用擬人化的手法寫</w:t>
+        <w:jc w:val="both"/>
+        <w:rPr>
+          <w:rFonts w:ascii="標楷體" w:eastAsia="標楷體" w:hAnsi="標楷體" w:hint="eastAsia"/>
+          <w:sz w:val="28"/>
+          <w:szCs w:val="28"/>
+        </w:rPr>
+      </w:pPr>
+      <w:r>
+        <w:rPr>
+          <w:rFonts w:ascii="標楷體" w:eastAsia="標楷體" w:hAnsi="標楷體" w:hint="eastAsia"/>
+          <w:sz w:val="28"/>
+          <w:szCs w:val="28"/>
+        </w:rPr>
+        <w:t xml:space="preserve">　　</w:t>
+      </w:r>
+      <w:r>
+        <w:rPr>
+          <w:rFonts w:ascii="標楷體" w:eastAsia="標楷體" w:hAnsi="標楷體" w:hint="eastAsia"/>
+          <w:sz w:val="28"/>
+          <w:szCs w:val="28"/>
+        </w:rPr>
+        <w:t>上片由遠景寫起。「吳山青，越山青」，連用兩個「青」字，不僅點出</w:t>
       </w:r>
       <w:r>
         <w:rPr>
@@ -1478,118 +1251,225 @@
           <w:szCs w:val="28"/>
           <w:u w:val="single"/>
         </w:rPr>
-        <w:t>錢塘江</w:t>
-      </w:r>
-      <w:r>
-        <w:rPr>
-          <w:rFonts w:ascii="標楷體" w:eastAsia="標楷體" w:hAnsi="標楷體" w:hint="eastAsia"/>
-          <w:sz w:val="28"/>
-          <w:szCs w:val="28"/>
-        </w:rPr>
-        <w:t>兩岸青山相對迎客，渲染出</w:t>
-      </w:r>
-      <w:r>
-        <w:rPr>
-          <w:rFonts w:ascii="標楷體" w:eastAsia="標楷體" w:hAnsi="標楷體" w:hint="eastAsia"/>
-          <w:sz w:val="28"/>
-          <w:szCs w:val="28"/>
-          <w:u w:val="single"/>
-        </w:rPr>
-        <w:t>錢塘江</w:t>
-      </w:r>
-      <w:r>
-        <w:rPr>
-          <w:rFonts w:ascii="標楷體" w:eastAsia="標楷體" w:hAnsi="標楷體" w:hint="eastAsia"/>
-          <w:sz w:val="28"/>
-          <w:szCs w:val="28"/>
-        </w:rPr>
-        <w:t>兩岸優美的風光，藉以</w:t>
-      </w:r>
-      <w:proofErr w:type="gramStart"/>
-      <w:r>
-        <w:rPr>
-          <w:rFonts w:ascii="標楷體" w:eastAsia="標楷體" w:hAnsi="標楷體" w:hint="eastAsia"/>
-          <w:sz w:val="28"/>
-          <w:szCs w:val="28"/>
-        </w:rPr>
-        <w:t>托物寄懷</w:t>
-      </w:r>
-      <w:proofErr w:type="gramEnd"/>
-      <w:r>
-        <w:rPr>
-          <w:rFonts w:ascii="標楷體" w:eastAsia="標楷體" w:hAnsi="標楷體" w:hint="eastAsia"/>
-          <w:sz w:val="28"/>
-          <w:szCs w:val="28"/>
-        </w:rPr>
-        <w:t>。接下來兩句採用擬人手法，寫兩岸青山相</w:t>
-      </w:r>
-      <w:proofErr w:type="gramStart"/>
-      <w:r>
-        <w:rPr>
-          <w:rFonts w:ascii="標楷體" w:eastAsia="標楷體" w:hAnsi="標楷體" w:hint="eastAsia"/>
-          <w:sz w:val="28"/>
-          <w:szCs w:val="28"/>
-        </w:rPr>
-        <w:t>送迎，</w:t>
-      </w:r>
-      <w:proofErr w:type="gramEnd"/>
-      <w:r>
-        <w:rPr>
-          <w:rFonts w:ascii="標楷體" w:eastAsia="標楷體" w:hAnsi="標楷體" w:hint="eastAsia"/>
-          <w:sz w:val="28"/>
-          <w:szCs w:val="28"/>
-        </w:rPr>
-        <w:t>但它卻並不能真正理解情人離別的痛苦，</w:t>
-      </w:r>
-      <w:r>
-        <w:rPr>
-          <w:rFonts w:ascii="標楷體" w:eastAsia="標楷體" w:hAnsi="標楷體" w:hint="eastAsia"/>
-          <w:sz w:val="28"/>
-          <w:szCs w:val="28"/>
-        </w:rPr>
-        <w:t>「</w:t>
-      </w:r>
-      <w:r>
-        <w:rPr>
-          <w:rFonts w:ascii="標楷體" w:eastAsia="標楷體" w:hAnsi="標楷體" w:hint="eastAsia"/>
-          <w:sz w:val="28"/>
-          <w:szCs w:val="28"/>
-        </w:rPr>
-        <w:t>離情</w:t>
-      </w:r>
-      <w:r>
-        <w:rPr>
-          <w:rFonts w:ascii="標楷體" w:eastAsia="標楷體" w:hAnsi="標楷體" w:hint="eastAsia"/>
-          <w:sz w:val="28"/>
-          <w:szCs w:val="28"/>
-        </w:rPr>
-        <w:t>」</w:t>
-      </w:r>
-      <w:r>
-        <w:rPr>
-          <w:rFonts w:ascii="標楷體" w:eastAsia="標楷體" w:hAnsi="標楷體" w:hint="eastAsia"/>
-          <w:sz w:val="28"/>
-          <w:szCs w:val="28"/>
-        </w:rPr>
-        <w:t>二字，既點明主題，又轉入人間離別愁苦。</w:t>
+        <w:t>江南</w:t>
+      </w:r>
+      <w:r>
+        <w:rPr>
+          <w:rFonts w:ascii="標楷體" w:eastAsia="標楷體" w:hAnsi="標楷體" w:hint="eastAsia"/>
+          <w:sz w:val="28"/>
+          <w:szCs w:val="28"/>
+        </w:rPr>
+        <w:t>山水的秀麗與蒼翠，</w:t>
+      </w:r>
+      <w:proofErr w:type="gramStart"/>
+      <w:r>
+        <w:rPr>
+          <w:rFonts w:ascii="標楷體" w:eastAsia="標楷體" w:hAnsi="標楷體" w:hint="eastAsia"/>
+          <w:sz w:val="28"/>
+          <w:szCs w:val="28"/>
+        </w:rPr>
+        <w:t>更</w:t>
+      </w:r>
+      <w:r>
+        <w:rPr>
+          <w:rFonts w:ascii="標楷體" w:eastAsia="標楷體" w:hAnsi="標楷體" w:hint="eastAsia"/>
+          <w:b/>
+          <w:bCs/>
+          <w:sz w:val="28"/>
+          <w:szCs w:val="28"/>
+        </w:rPr>
+        <w:t>疊出</w:t>
+      </w:r>
+      <w:proofErr w:type="gramEnd"/>
+      <w:r>
+        <w:rPr>
+          <w:rFonts w:ascii="標楷體" w:eastAsia="標楷體" w:hAnsi="標楷體" w:hint="eastAsia"/>
+          <w:b/>
+          <w:bCs/>
+          <w:sz w:val="28"/>
+          <w:szCs w:val="28"/>
+        </w:rPr>
+        <w:t>空間的綿延與重疊</w:t>
+      </w:r>
+      <w:r>
+        <w:rPr>
+          <w:rFonts w:ascii="標楷體" w:eastAsia="標楷體" w:hAnsi="標楷體" w:hint="eastAsia"/>
+          <w:sz w:val="28"/>
+          <w:szCs w:val="28"/>
+        </w:rPr>
+        <w:t>。兩岸青山靜靜佇立，</w:t>
+      </w:r>
+      <w:proofErr w:type="gramStart"/>
+      <w:r>
+        <w:rPr>
+          <w:rFonts w:ascii="標楷體" w:eastAsia="標楷體" w:hAnsi="標楷體" w:hint="eastAsia"/>
+          <w:sz w:val="28"/>
+          <w:szCs w:val="28"/>
+        </w:rPr>
+        <w:t>隨著舟</w:t>
+      </w:r>
+      <w:proofErr w:type="gramEnd"/>
+      <w:r>
+        <w:rPr>
+          <w:rFonts w:ascii="標楷體" w:eastAsia="標楷體" w:hAnsi="標楷體" w:hint="eastAsia"/>
+          <w:sz w:val="28"/>
+          <w:szCs w:val="28"/>
+        </w:rPr>
+        <w:t>行轉移，宛如在恭迎送往過往的行人（「兩岸青山相送迎」）。這本是極具詩意的自然美景，詞人卻陡然一轉，發出「</w:t>
+      </w:r>
+      <w:proofErr w:type="gramStart"/>
+      <w:r>
+        <w:rPr>
+          <w:rFonts w:ascii="標楷體" w:eastAsia="標楷體" w:hAnsi="標楷體" w:hint="eastAsia"/>
+          <w:sz w:val="28"/>
+          <w:szCs w:val="28"/>
+        </w:rPr>
+        <w:t>爭忍有</w:t>
+      </w:r>
+      <w:proofErr w:type="gramEnd"/>
+      <w:r>
+        <w:rPr>
+          <w:rFonts w:ascii="標楷體" w:eastAsia="標楷體" w:hAnsi="標楷體" w:hint="eastAsia"/>
+          <w:sz w:val="28"/>
+          <w:szCs w:val="28"/>
+        </w:rPr>
+        <w:t>離情」</w:t>
+      </w:r>
+      <w:proofErr w:type="gramStart"/>
+      <w:r>
+        <w:rPr>
+          <w:rFonts w:ascii="標楷體" w:eastAsia="標楷體" w:hAnsi="標楷體" w:hint="eastAsia"/>
+          <w:sz w:val="28"/>
+          <w:szCs w:val="28"/>
+        </w:rPr>
+        <w:t>的痛呼</w:t>
+      </w:r>
+      <w:proofErr w:type="gramEnd"/>
+      <w:r>
+        <w:rPr>
+          <w:rFonts w:ascii="標楷體" w:eastAsia="標楷體" w:hAnsi="標楷體" w:hint="eastAsia"/>
+          <w:sz w:val="28"/>
+          <w:szCs w:val="28"/>
+        </w:rPr>
+        <w:t>。「</w:t>
+      </w:r>
+      <w:proofErr w:type="gramStart"/>
+      <w:r>
+        <w:rPr>
+          <w:rFonts w:ascii="標楷體" w:eastAsia="標楷體" w:hAnsi="標楷體" w:hint="eastAsia"/>
+          <w:sz w:val="28"/>
+          <w:szCs w:val="28"/>
+        </w:rPr>
+        <w:t>爭忍</w:t>
+      </w:r>
+      <w:proofErr w:type="gramEnd"/>
+      <w:r>
+        <w:rPr>
+          <w:rFonts w:ascii="標楷體" w:eastAsia="標楷體" w:hAnsi="標楷體" w:hint="eastAsia"/>
+          <w:sz w:val="28"/>
+          <w:szCs w:val="28"/>
+        </w:rPr>
+        <w:t>」即「</w:t>
+      </w:r>
+      <w:proofErr w:type="gramStart"/>
+      <w:r>
+        <w:rPr>
+          <w:rFonts w:ascii="標楷體" w:eastAsia="標楷體" w:hAnsi="標楷體" w:hint="eastAsia"/>
+          <w:sz w:val="28"/>
+          <w:szCs w:val="28"/>
+        </w:rPr>
+        <w:t>怎忍</w:t>
+      </w:r>
+      <w:proofErr w:type="gramEnd"/>
+      <w:r>
+        <w:rPr>
+          <w:rFonts w:ascii="標楷體" w:eastAsia="標楷體" w:hAnsi="標楷體" w:hint="eastAsia"/>
+          <w:sz w:val="28"/>
+          <w:szCs w:val="28"/>
+        </w:rPr>
+        <w:t>」，山水無知，尚且懂得互相</w:t>
+      </w:r>
+      <w:proofErr w:type="gramStart"/>
+      <w:r>
+        <w:rPr>
+          <w:rFonts w:ascii="標楷體" w:eastAsia="標楷體" w:hAnsi="標楷體" w:hint="eastAsia"/>
+          <w:sz w:val="28"/>
+          <w:szCs w:val="28"/>
+        </w:rPr>
+        <w:t>送迎、</w:t>
+      </w:r>
+      <w:proofErr w:type="gramEnd"/>
+      <w:r>
+        <w:rPr>
+          <w:rFonts w:ascii="標楷體" w:eastAsia="標楷體" w:hAnsi="標楷體" w:hint="eastAsia"/>
+          <w:sz w:val="28"/>
+          <w:szCs w:val="28"/>
+        </w:rPr>
+        <w:t>依依相伴；而有血有肉的人，卻不得不承受生離死別的苦楚。青山的多情與人事的分離形成了鮮明的對照，使離愁</w:t>
+      </w:r>
+      <w:proofErr w:type="gramStart"/>
+      <w:r>
+        <w:rPr>
+          <w:rFonts w:ascii="標楷體" w:eastAsia="標楷體" w:hAnsi="標楷體" w:hint="eastAsia"/>
+          <w:sz w:val="28"/>
+          <w:szCs w:val="28"/>
+        </w:rPr>
+        <w:t>別恨在壯麗</w:t>
+      </w:r>
+      <w:proofErr w:type="gramEnd"/>
+      <w:r>
+        <w:rPr>
+          <w:rFonts w:ascii="標楷體" w:eastAsia="標楷體" w:hAnsi="標楷體" w:hint="eastAsia"/>
+          <w:sz w:val="28"/>
+          <w:szCs w:val="28"/>
+        </w:rPr>
+        <w:t>自然景緻的</w:t>
+      </w:r>
+      <w:r>
+        <w:rPr>
+          <w:rFonts w:ascii="標楷體" w:eastAsia="標楷體" w:hAnsi="標楷體" w:hint="eastAsia"/>
+          <w:b/>
+          <w:bCs/>
+          <w:sz w:val="28"/>
+          <w:szCs w:val="28"/>
+        </w:rPr>
+        <w:t>映襯</w:t>
+      </w:r>
+      <w:r>
+        <w:rPr>
+          <w:rFonts w:ascii="標楷體" w:eastAsia="標楷體" w:hAnsi="標楷體" w:hint="eastAsia"/>
+          <w:sz w:val="28"/>
+          <w:szCs w:val="28"/>
+        </w:rPr>
+        <w:t>下，顯得更加沉重與無奈。</w:t>
       </w:r>
     </w:p>
     <w:p>
       <w:pPr>
         <w:spacing w:line="440" w:lineRule="exact"/>
-        <w:rPr>
-          <w:rFonts w:ascii="標楷體" w:eastAsia="標楷體" w:hAnsi="標楷體"/>
-          <w:sz w:val="28"/>
-          <w:szCs w:val="28"/>
-        </w:rPr>
-      </w:pPr>
-      <w:r>
-        <w:rPr>
-          <w:rFonts w:ascii="標楷體" w:eastAsia="標楷體" w:hAnsi="標楷體" w:hint="eastAsia"/>
-          <w:sz w:val="28"/>
-          <w:szCs w:val="28"/>
-        </w:rPr>
-        <w:t xml:space="preserve">　　「</w:t>
+        <w:jc w:val="both"/>
+        <w:rPr>
+          <w:rFonts w:ascii="標楷體" w:eastAsia="標楷體" w:hAnsi="標楷體" w:hint="eastAsia"/>
+          <w:sz w:val="28"/>
+          <w:szCs w:val="28"/>
+        </w:rPr>
+      </w:pPr>
+      <w:r>
+        <w:rPr>
+          <w:rFonts w:ascii="標楷體" w:eastAsia="標楷體" w:hAnsi="標楷體" w:hint="eastAsia"/>
+          <w:sz w:val="28"/>
+          <w:szCs w:val="28"/>
+        </w:rPr>
+        <w:lastRenderedPageBreak/>
+        <w:t xml:space="preserve">　　</w:t>
+      </w:r>
+      <w:r>
+        <w:rPr>
+          <w:rFonts w:ascii="標楷體" w:eastAsia="標楷體" w:hAnsi="標楷體" w:hint="eastAsia"/>
+          <w:sz w:val="28"/>
+          <w:szCs w:val="28"/>
+        </w:rPr>
+        <w:t>下片將鏡頭由遠及近，推至離別當下的兩人。「</w:t>
       </w:r>
       <w:proofErr w:type="gramStart"/>
       <w:r>
@@ -1625,41 +1505,43 @@
           <w:sz w:val="28"/>
           <w:szCs w:val="28"/>
         </w:rPr>
-        <w:t>，</w:t>
-      </w:r>
-      <w:proofErr w:type="gramStart"/>
-      <w:r>
-        <w:rPr>
-          <w:rFonts w:ascii="標楷體" w:eastAsia="標楷體" w:hAnsi="標楷體" w:hint="eastAsia"/>
-          <w:sz w:val="28"/>
-          <w:szCs w:val="28"/>
-        </w:rPr>
-        <w:t>羅帶同</w:t>
-      </w:r>
-      <w:proofErr w:type="gramEnd"/>
-      <w:r>
-        <w:rPr>
-          <w:rFonts w:ascii="標楷體" w:eastAsia="標楷體" w:hAnsi="標楷體" w:hint="eastAsia"/>
-          <w:sz w:val="28"/>
-          <w:szCs w:val="28"/>
-        </w:rPr>
-        <w:t>心結未成，江邊潮已平。</w:t>
-      </w:r>
-      <w:r>
-        <w:rPr>
-          <w:rFonts w:ascii="標楷體" w:eastAsia="標楷體" w:hAnsi="標楷體" w:hint="eastAsia"/>
-          <w:sz w:val="28"/>
-          <w:szCs w:val="28"/>
-        </w:rPr>
-        <w:t>」</w:t>
-      </w:r>
-      <w:r>
-        <w:rPr>
-          <w:rFonts w:ascii="標楷體" w:eastAsia="標楷體" w:hAnsi="標楷體" w:hint="eastAsia"/>
-          <w:sz w:val="28"/>
-          <w:szCs w:val="28"/>
-        </w:rPr>
-        <w:t>承上片離別，寫情人離別難捨難分，無語</w:t>
+        <w:t>」，連用兩個「淚盈」，</w:t>
+      </w:r>
+      <w:proofErr w:type="gramStart"/>
+      <w:r>
+        <w:rPr>
+          <w:rFonts w:ascii="標楷體" w:eastAsia="標楷體" w:hAnsi="標楷體" w:hint="eastAsia"/>
+          <w:sz w:val="28"/>
+          <w:szCs w:val="28"/>
+        </w:rPr>
+        <w:t>極寫兩</w:t>
+      </w:r>
+      <w:proofErr w:type="gramEnd"/>
+      <w:r>
+        <w:rPr>
+          <w:rFonts w:ascii="標楷體" w:eastAsia="標楷體" w:hAnsi="標楷體" w:hint="eastAsia"/>
+          <w:sz w:val="28"/>
+          <w:szCs w:val="28"/>
+        </w:rPr>
+        <w:t>人臨別之際相對無言、唯有雙眼噙滿淚水的深情與悲傷。這種</w:t>
+      </w:r>
+      <w:proofErr w:type="gramStart"/>
+      <w:r>
+        <w:rPr>
+          <w:rFonts w:ascii="標楷體" w:eastAsia="標楷體" w:hAnsi="標楷體" w:hint="eastAsia"/>
+          <w:sz w:val="28"/>
+          <w:szCs w:val="28"/>
+        </w:rPr>
+        <w:t>互視無語</w:t>
+      </w:r>
+      <w:proofErr w:type="gramEnd"/>
+      <w:r>
+        <w:rPr>
+          <w:rFonts w:ascii="標楷體" w:eastAsia="標楷體" w:hAnsi="標楷體" w:hint="eastAsia"/>
+          <w:sz w:val="28"/>
+          <w:szCs w:val="28"/>
+        </w:rPr>
+        <w:t>的</w:t>
       </w:r>
       <w:r>
         <w:rPr>
@@ -1669,9 +1551,70 @@
           <w:sz w:val="28"/>
           <w:szCs w:val="28"/>
         </w:rPr>
-        <w:t>凝</w:t>
-      </w:r>
-      <w:proofErr w:type="gramStart"/>
+        <w:t>描摹</w:t>
+      </w:r>
+      <w:r>
+        <w:rPr>
+          <w:rFonts w:ascii="標楷體" w:eastAsia="標楷體" w:hAnsi="標楷體" w:hint="eastAsia"/>
+          <w:sz w:val="28"/>
+          <w:szCs w:val="28"/>
+        </w:rPr>
+        <w:t>，比</w:t>
+      </w:r>
+      <w:proofErr w:type="gramStart"/>
+      <w:r>
+        <w:rPr>
+          <w:rFonts w:ascii="標楷體" w:eastAsia="標楷體" w:hAnsi="標楷體" w:hint="eastAsia"/>
+          <w:sz w:val="28"/>
+          <w:szCs w:val="28"/>
+        </w:rPr>
+        <w:t>萬語千</w:t>
+      </w:r>
+      <w:proofErr w:type="gramEnd"/>
+      <w:r>
+        <w:rPr>
+          <w:rFonts w:ascii="標楷體" w:eastAsia="標楷體" w:hAnsi="標楷體" w:hint="eastAsia"/>
+          <w:sz w:val="28"/>
+          <w:szCs w:val="28"/>
+        </w:rPr>
+        <w:t>言更具震撼力。接著，「</w:t>
+      </w:r>
+      <w:proofErr w:type="gramStart"/>
+      <w:r>
+        <w:rPr>
+          <w:rFonts w:ascii="標楷體" w:eastAsia="標楷體" w:hAnsi="標楷體" w:hint="eastAsia"/>
+          <w:sz w:val="28"/>
+          <w:szCs w:val="28"/>
+        </w:rPr>
+        <w:t>羅帶同</w:t>
+      </w:r>
+      <w:proofErr w:type="gramEnd"/>
+      <w:r>
+        <w:rPr>
+          <w:rFonts w:ascii="標楷體" w:eastAsia="標楷體" w:hAnsi="標楷體" w:hint="eastAsia"/>
+          <w:sz w:val="28"/>
+          <w:szCs w:val="28"/>
+        </w:rPr>
+        <w:t>心結未成」揭示了這場別離背後更深層的悲劇</w:t>
+      </w:r>
+      <w:proofErr w:type="gramStart"/>
+      <w:r>
+        <w:rPr>
+          <w:rFonts w:ascii="標楷體" w:eastAsia="標楷體" w:hAnsi="標楷體" w:hint="eastAsia"/>
+          <w:sz w:val="28"/>
+          <w:szCs w:val="28"/>
+        </w:rPr>
+        <w:t>——</w:t>
+      </w:r>
+      <w:proofErr w:type="gramEnd"/>
+      <w:r>
+        <w:rPr>
+          <w:rFonts w:ascii="標楷體" w:eastAsia="標楷體" w:hAnsi="標楷體" w:hint="eastAsia"/>
+          <w:sz w:val="28"/>
+          <w:szCs w:val="28"/>
+        </w:rPr>
+        <w:t>兩人雖心心相印，卻因種種現實阻礙，未能如願結為連理。「同心結」本是定情與</w:t>
+      </w:r>
       <w:r>
         <w:rPr>
           <w:rFonts w:ascii="標楷體" w:eastAsia="標楷體" w:hAnsi="標楷體" w:hint="eastAsia"/>
@@ -1680,122 +1623,88 @@
           <w:sz w:val="28"/>
           <w:szCs w:val="28"/>
         </w:rPr>
-        <w:t>噎</w:t>
-      </w:r>
-      <w:proofErr w:type="gramEnd"/>
-      <w:r>
-        <w:rPr>
-          <w:rFonts w:ascii="標楷體" w:eastAsia="標楷體" w:hAnsi="標楷體" w:hint="eastAsia"/>
-          <w:sz w:val="28"/>
-          <w:szCs w:val="28"/>
-        </w:rPr>
-        <w:t>，淚眼相視。離別之時</w:t>
-      </w:r>
-      <w:proofErr w:type="gramStart"/>
-      <w:r>
-        <w:rPr>
-          <w:rFonts w:ascii="標楷體" w:eastAsia="標楷體" w:hAnsi="標楷體" w:hint="eastAsia"/>
-          <w:sz w:val="28"/>
-          <w:szCs w:val="28"/>
-        </w:rPr>
-        <w:t>總易睹</w:t>
-      </w:r>
-      <w:proofErr w:type="gramEnd"/>
-      <w:r>
-        <w:rPr>
-          <w:rFonts w:ascii="標楷體" w:eastAsia="標楷體" w:hAnsi="標楷體" w:hint="eastAsia"/>
-          <w:sz w:val="28"/>
-          <w:szCs w:val="28"/>
-        </w:rPr>
-        <w:t>物生情，難以</w:t>
-      </w:r>
-      <w:proofErr w:type="gramStart"/>
-      <w:r>
-        <w:rPr>
-          <w:rFonts w:ascii="標楷體" w:eastAsia="標楷體" w:hAnsi="標楷體" w:hint="eastAsia"/>
-          <w:sz w:val="28"/>
-          <w:szCs w:val="28"/>
-        </w:rPr>
-        <w:t>自已</w:t>
-      </w:r>
-      <w:proofErr w:type="gramEnd"/>
-      <w:r>
-        <w:rPr>
-          <w:rFonts w:ascii="標楷體" w:eastAsia="標楷體" w:hAnsi="標楷體" w:hint="eastAsia"/>
-          <w:sz w:val="28"/>
-          <w:szCs w:val="28"/>
-        </w:rPr>
-        <w:t>，而此處寫到離別時的表現是淚水盈</w:t>
-      </w:r>
-      <w:proofErr w:type="gramStart"/>
-      <w:r>
-        <w:rPr>
-          <w:rFonts w:ascii="標楷體" w:eastAsia="標楷體" w:hAnsi="標楷體" w:hint="eastAsia"/>
-          <w:sz w:val="28"/>
-          <w:szCs w:val="28"/>
-        </w:rPr>
-        <w:t>眶</w:t>
-      </w:r>
-      <w:proofErr w:type="gramEnd"/>
-      <w:r>
-        <w:rPr>
-          <w:rFonts w:ascii="標楷體" w:eastAsia="標楷體" w:hAnsi="標楷體" w:hint="eastAsia"/>
-          <w:sz w:val="28"/>
-          <w:szCs w:val="28"/>
-        </w:rPr>
-        <w:t>，卻不是哭泣，顯示出了雙方都是在有意</w:t>
-      </w:r>
-      <w:r>
-        <w:rPr>
-          <w:rFonts w:ascii="標楷體" w:eastAsia="標楷體" w:hAnsi="標楷體" w:hint="eastAsia"/>
-          <w:sz w:val="28"/>
-          <w:szCs w:val="28"/>
-        </w:rPr>
-        <w:t>的</w:t>
-      </w:r>
-      <w:r>
-        <w:rPr>
-          <w:rFonts w:ascii="標楷體" w:eastAsia="標楷體" w:hAnsi="標楷體" w:hint="eastAsia"/>
-          <w:sz w:val="28"/>
-          <w:szCs w:val="28"/>
-        </w:rPr>
-        <w:t>壓抑自己的悲痛，以免給對方造成更大的悲痛和感傷。一方面要承受著分別的痛苦．一方面卻要假意寬慰，不要過多牽掛，可見雙方相互體貼入微，相愛之深。古代民間男女定情，常用</w:t>
-      </w:r>
-      <w:proofErr w:type="gramStart"/>
-      <w:r>
-        <w:rPr>
-          <w:rFonts w:ascii="標楷體" w:eastAsia="標楷體" w:hAnsi="標楷體" w:hint="eastAsia"/>
-          <w:sz w:val="28"/>
-          <w:szCs w:val="28"/>
-        </w:rPr>
-        <w:t>香羅帶</w:t>
-      </w:r>
-      <w:proofErr w:type="gramEnd"/>
-      <w:r>
-        <w:rPr>
-          <w:rFonts w:ascii="標楷體" w:eastAsia="標楷體" w:hAnsi="標楷體" w:hint="eastAsia"/>
-          <w:sz w:val="28"/>
-          <w:szCs w:val="28"/>
-        </w:rPr>
-        <w:t>打</w:t>
-      </w:r>
-      <w:proofErr w:type="gramStart"/>
-      <w:r>
-        <w:rPr>
-          <w:rFonts w:ascii="標楷體" w:eastAsia="標楷體" w:hAnsi="標楷體" w:hint="eastAsia"/>
-          <w:sz w:val="28"/>
-          <w:szCs w:val="28"/>
-        </w:rPr>
-        <w:t>成心狀結</w:t>
-      </w:r>
-      <w:proofErr w:type="gramEnd"/>
-      <w:r>
-        <w:rPr>
-          <w:rFonts w:ascii="標楷體" w:eastAsia="標楷體" w:hAnsi="標楷體" w:hint="eastAsia"/>
-          <w:sz w:val="28"/>
-          <w:szCs w:val="28"/>
-        </w:rPr>
-        <w:t>，送給對方作為信物，表示雙方同心，永遠相愛，但這對男女分手</w:t>
+        <w:t>結髮</w:t>
+      </w:r>
+      <w:r>
+        <w:rPr>
+          <w:rFonts w:ascii="標楷體" w:eastAsia="標楷體" w:hAnsi="標楷體" w:hint="eastAsia"/>
+          <w:sz w:val="28"/>
+          <w:szCs w:val="28"/>
+        </w:rPr>
+        <w:t>的象徵，未能</w:t>
+      </w:r>
+      <w:proofErr w:type="gramStart"/>
+      <w:r>
+        <w:rPr>
+          <w:rFonts w:ascii="標楷體" w:eastAsia="標楷體" w:hAnsi="標楷體" w:hint="eastAsia"/>
+          <w:sz w:val="28"/>
+          <w:szCs w:val="28"/>
+        </w:rPr>
+        <w:t>繫</w:t>
+      </w:r>
+      <w:proofErr w:type="gramEnd"/>
+      <w:r>
+        <w:rPr>
+          <w:rFonts w:ascii="標楷體" w:eastAsia="標楷體" w:hAnsi="標楷體" w:hint="eastAsia"/>
+          <w:sz w:val="28"/>
+          <w:szCs w:val="28"/>
+        </w:rPr>
+        <w:t>成，成了兩人心中永遠的遺憾。</w:t>
+      </w:r>
+    </w:p>
+    <w:p>
+      <w:pPr>
+        <w:spacing w:line="440" w:lineRule="exact"/>
+        <w:jc w:val="both"/>
+        <w:rPr>
+          <w:rFonts w:ascii="標楷體" w:eastAsia="標楷體" w:hAnsi="標楷體" w:hint="eastAsia"/>
+          <w:sz w:val="28"/>
+          <w:szCs w:val="28"/>
+        </w:rPr>
+      </w:pPr>
+      <w:r>
+        <w:rPr>
+          <w:rFonts w:ascii="標楷體" w:eastAsia="標楷體" w:hAnsi="標楷體" w:hint="eastAsia"/>
+          <w:sz w:val="28"/>
+          <w:szCs w:val="28"/>
+        </w:rPr>
+        <w:t xml:space="preserve">　　</w:t>
+      </w:r>
+      <w:proofErr w:type="gramStart"/>
+      <w:r>
+        <w:rPr>
+          <w:rFonts w:ascii="標楷體" w:eastAsia="標楷體" w:hAnsi="標楷體" w:hint="eastAsia"/>
+          <w:sz w:val="28"/>
+          <w:szCs w:val="28"/>
+        </w:rPr>
+        <w:t>結句</w:t>
+      </w:r>
+      <w:proofErr w:type="gramEnd"/>
+      <w:r>
+        <w:rPr>
+          <w:rFonts w:ascii="標楷體" w:eastAsia="標楷體" w:hAnsi="標楷體" w:hint="eastAsia"/>
+          <w:sz w:val="28"/>
+          <w:szCs w:val="28"/>
+        </w:rPr>
+        <w:t>「江邊潮已平」</w:t>
+      </w:r>
+      <w:proofErr w:type="gramStart"/>
+      <w:r>
+        <w:rPr>
+          <w:rFonts w:ascii="標楷體" w:eastAsia="標楷體" w:hAnsi="標楷體" w:hint="eastAsia"/>
+          <w:sz w:val="28"/>
+          <w:szCs w:val="28"/>
+        </w:rPr>
+        <w:t>以景收束</w:t>
+      </w:r>
+      <w:proofErr w:type="gramEnd"/>
+      <w:r>
+        <w:rPr>
+          <w:rFonts w:ascii="標楷體" w:eastAsia="標楷體" w:hAnsi="標楷體" w:hint="eastAsia"/>
+          <w:sz w:val="28"/>
+          <w:szCs w:val="28"/>
+        </w:rPr>
+        <w:t>，</w:t>
       </w:r>
       <w:r>
         <w:rPr>
@@ -1805,8 +1714,9 @@
           <w:sz w:val="28"/>
           <w:szCs w:val="28"/>
         </w:rPr>
-        <w:t>在</w:t>
-      </w:r>
+        <w:t>點</w:t>
+      </w:r>
+      <w:proofErr w:type="gramStart"/>
       <w:r>
         <w:rPr>
           <w:rFonts w:ascii="標楷體" w:eastAsia="標楷體" w:hAnsi="標楷體" w:hint="eastAsia"/>
@@ -1815,107 +1725,117 @@
           <w:sz w:val="28"/>
           <w:szCs w:val="28"/>
         </w:rPr>
-        <w:t>即</w:t>
-      </w:r>
-      <w:r>
-        <w:rPr>
-          <w:rFonts w:ascii="標楷體" w:eastAsia="標楷體" w:hAnsi="標楷體" w:hint="eastAsia"/>
-          <w:sz w:val="28"/>
-          <w:szCs w:val="28"/>
-        </w:rPr>
-        <w:t>卻</w:t>
-      </w:r>
-      <w:r>
-        <w:rPr>
-          <w:rFonts w:ascii="標楷體" w:eastAsia="標楷體" w:hAnsi="標楷體" w:hint="eastAsia"/>
-          <w:sz w:val="28"/>
-          <w:szCs w:val="28"/>
-        </w:rPr>
-        <w:t>「</w:t>
-      </w:r>
-      <w:r>
-        <w:rPr>
-          <w:rFonts w:ascii="標楷體" w:eastAsia="標楷體" w:hAnsi="標楷體" w:hint="eastAsia"/>
-          <w:sz w:val="28"/>
-          <w:szCs w:val="28"/>
-        </w:rPr>
-        <w:t>結未成</w:t>
-      </w:r>
-      <w:r>
-        <w:rPr>
-          <w:rFonts w:ascii="標楷體" w:eastAsia="標楷體" w:hAnsi="標楷體" w:hint="eastAsia"/>
-          <w:sz w:val="28"/>
-          <w:szCs w:val="28"/>
-        </w:rPr>
-        <w:t>」</w:t>
-      </w:r>
-      <w:r>
-        <w:rPr>
-          <w:rFonts w:ascii="標楷體" w:eastAsia="標楷體" w:hAnsi="標楷體" w:hint="eastAsia"/>
-          <w:sz w:val="28"/>
-          <w:szCs w:val="28"/>
-        </w:rPr>
-        <w:t>，暗喻未能定下終身。末句</w:t>
-      </w:r>
-      <w:r>
-        <w:rPr>
-          <w:rFonts w:ascii="標楷體" w:eastAsia="標楷體" w:hAnsi="標楷體" w:hint="eastAsia"/>
-          <w:sz w:val="28"/>
-          <w:szCs w:val="28"/>
-        </w:rPr>
-        <w:t>「</w:t>
-      </w:r>
-      <w:proofErr w:type="gramStart"/>
-      <w:r>
-        <w:rPr>
-          <w:rFonts w:ascii="標楷體" w:eastAsia="標楷體" w:hAnsi="標楷體" w:hint="eastAsia"/>
-          <w:sz w:val="28"/>
-          <w:szCs w:val="28"/>
-        </w:rPr>
-        <w:t>江頭潮</w:t>
-      </w:r>
-      <w:proofErr w:type="gramEnd"/>
-      <w:r>
-        <w:rPr>
-          <w:rFonts w:ascii="標楷體" w:eastAsia="標楷體" w:hAnsi="標楷體" w:hint="eastAsia"/>
-          <w:sz w:val="28"/>
-          <w:szCs w:val="28"/>
-        </w:rPr>
-        <w:t>已平</w:t>
-      </w:r>
-      <w:r>
-        <w:rPr>
-          <w:rFonts w:ascii="標楷體" w:eastAsia="標楷體" w:hAnsi="標楷體" w:hint="eastAsia"/>
-          <w:sz w:val="28"/>
-          <w:szCs w:val="28"/>
-        </w:rPr>
-        <w:t>」</w:t>
-      </w:r>
-      <w:r>
-        <w:rPr>
-          <w:rFonts w:ascii="標楷體" w:eastAsia="標楷體" w:hAnsi="標楷體" w:hint="eastAsia"/>
-          <w:sz w:val="28"/>
-          <w:szCs w:val="28"/>
-        </w:rPr>
-        <w:t>，以景作結，</w:t>
-      </w:r>
-      <w:proofErr w:type="gramStart"/>
-      <w:r>
-        <w:rPr>
-          <w:rFonts w:ascii="標楷體" w:eastAsia="標楷體" w:hAnsi="標楷體" w:hint="eastAsia"/>
-          <w:sz w:val="28"/>
-          <w:szCs w:val="28"/>
-        </w:rPr>
-        <w:t>寫江潮漲滿，船兒正該</w:t>
-      </w:r>
-      <w:proofErr w:type="gramEnd"/>
-      <w:r>
-        <w:rPr>
-          <w:rFonts w:ascii="標楷體" w:eastAsia="標楷體" w:hAnsi="標楷體" w:hint="eastAsia"/>
-          <w:sz w:val="28"/>
-          <w:szCs w:val="28"/>
-        </w:rPr>
-        <w:t>啟航了，景中寄情，</w:t>
+        <w:t>睛</w:t>
+      </w:r>
+      <w:proofErr w:type="gramEnd"/>
+      <w:r>
+        <w:rPr>
+          <w:rFonts w:ascii="標楷體" w:eastAsia="標楷體" w:hAnsi="標楷體" w:hint="eastAsia"/>
+          <w:sz w:val="28"/>
+          <w:szCs w:val="28"/>
+        </w:rPr>
+        <w:t>全篇。「</w:t>
+      </w:r>
+      <w:proofErr w:type="gramStart"/>
+      <w:r>
+        <w:rPr>
+          <w:rFonts w:ascii="標楷體" w:eastAsia="標楷體" w:hAnsi="標楷體" w:hint="eastAsia"/>
+          <w:sz w:val="28"/>
+          <w:szCs w:val="28"/>
+        </w:rPr>
+        <w:t>潮平</w:t>
+      </w:r>
+      <w:proofErr w:type="gramEnd"/>
+      <w:r>
+        <w:rPr>
+          <w:rFonts w:ascii="標楷體" w:eastAsia="標楷體" w:hAnsi="標楷體" w:hint="eastAsia"/>
+          <w:sz w:val="28"/>
+          <w:szCs w:val="28"/>
+        </w:rPr>
+        <w:t>」意味著江水高漲，船隻即將順水啟航。這不僅是時間與環境的客觀寫照，更是一聲沉重的催促。這一水域的自然變化，斷絕了兩人最後的停留與依戀，</w:t>
+      </w:r>
+      <w:proofErr w:type="gramStart"/>
+      <w:r>
+        <w:rPr>
+          <w:rFonts w:ascii="標楷體" w:eastAsia="標楷體" w:hAnsi="標楷體" w:hint="eastAsia"/>
+          <w:sz w:val="28"/>
+          <w:szCs w:val="28"/>
+        </w:rPr>
+        <w:t>將全詞的</w:t>
+      </w:r>
+      <w:proofErr w:type="gramEnd"/>
+      <w:r>
+        <w:rPr>
+          <w:rFonts w:ascii="標楷體" w:eastAsia="標楷體" w:hAnsi="標楷體" w:hint="eastAsia"/>
+          <w:sz w:val="28"/>
+          <w:szCs w:val="28"/>
+        </w:rPr>
+        <w:t>悲劇氛圍推向了最高潮。</w:t>
+      </w:r>
+    </w:p>
+    <w:p>
+      <w:pPr>
+        <w:spacing w:line="440" w:lineRule="exact"/>
+        <w:jc w:val="both"/>
+        <w:rPr>
+          <w:rFonts w:ascii="標楷體" w:eastAsia="標楷體" w:hAnsi="標楷體"/>
+          <w:sz w:val="28"/>
+          <w:szCs w:val="28"/>
+        </w:rPr>
+      </w:pPr>
+      <w:r>
+        <w:rPr>
+          <w:rFonts w:ascii="標楷體" w:eastAsia="標楷體" w:hAnsi="標楷體" w:hint="eastAsia"/>
+          <w:sz w:val="28"/>
+          <w:szCs w:val="28"/>
+        </w:rPr>
+        <w:t xml:space="preserve">　　</w:t>
+      </w:r>
+      <w:proofErr w:type="gramStart"/>
+      <w:r>
+        <w:rPr>
+          <w:rFonts w:ascii="標楷體" w:eastAsia="標楷體" w:hAnsi="標楷體" w:hint="eastAsia"/>
+          <w:sz w:val="28"/>
+          <w:szCs w:val="28"/>
+        </w:rPr>
+        <w:t>縱觀全詞</w:t>
+      </w:r>
+      <w:proofErr w:type="gramEnd"/>
+      <w:r>
+        <w:rPr>
+          <w:rFonts w:ascii="標楷體" w:eastAsia="標楷體" w:hAnsi="標楷體" w:hint="eastAsia"/>
+          <w:sz w:val="28"/>
+          <w:szCs w:val="28"/>
+        </w:rPr>
+        <w:t>，</w:t>
+      </w:r>
+      <w:r>
+        <w:rPr>
+          <w:rFonts w:ascii="標楷體" w:eastAsia="標楷體" w:hAnsi="標楷體" w:hint="eastAsia"/>
+          <w:sz w:val="28"/>
+          <w:szCs w:val="28"/>
+          <w:u w:val="single"/>
+        </w:rPr>
+        <w:t>林</w:t>
+      </w:r>
+      <w:proofErr w:type="gramStart"/>
+      <w:r>
+        <w:rPr>
+          <w:rFonts w:ascii="標楷體" w:eastAsia="標楷體" w:hAnsi="標楷體" w:hint="eastAsia"/>
+          <w:sz w:val="28"/>
+          <w:szCs w:val="28"/>
+          <w:u w:val="single"/>
+        </w:rPr>
+        <w:t>逋</w:t>
+      </w:r>
+      <w:proofErr w:type="gramEnd"/>
+      <w:r>
+        <w:rPr>
+          <w:rFonts w:ascii="標楷體" w:eastAsia="標楷體" w:hAnsi="標楷體" w:hint="eastAsia"/>
+          <w:sz w:val="28"/>
+          <w:szCs w:val="28"/>
+        </w:rPr>
+        <w:t>語言</w:t>
       </w:r>
       <w:r>
         <w:rPr>
@@ -1925,54 +1845,85 @@
           <w:sz w:val="28"/>
           <w:szCs w:val="28"/>
         </w:rPr>
-        <w:t>蘊藉</w:t>
-      </w:r>
-      <w:r>
-        <w:rPr>
-          <w:rFonts w:ascii="標楷體" w:eastAsia="標楷體" w:hAnsi="標楷體" w:hint="eastAsia"/>
-          <w:sz w:val="28"/>
-          <w:szCs w:val="28"/>
-        </w:rPr>
-        <w:t>深厚。</w:t>
-      </w:r>
-    </w:p>
-    <w:p>
-      <w:pPr>
-        <w:spacing w:line="440" w:lineRule="exact"/>
-        <w:rPr>
-          <w:rFonts w:ascii="標楷體" w:eastAsia="標楷體" w:hAnsi="標楷體"/>
-          <w:sz w:val="28"/>
-          <w:szCs w:val="28"/>
-        </w:rPr>
-      </w:pPr>
-      <w:r>
-        <w:rPr>
-          <w:rFonts w:ascii="標楷體" w:eastAsia="標楷體" w:hAnsi="標楷體" w:hint="eastAsia"/>
-          <w:sz w:val="28"/>
-          <w:szCs w:val="28"/>
-        </w:rPr>
-        <w:t>(以上資料出處：</w:t>
-      </w:r>
-      <w:hyperlink r:id="rId8" w:history="1">
-        <w:r>
-          <w:rPr>
-            <w:rStyle w:val="a4"/>
-            <w:rFonts w:ascii="標楷體" w:eastAsia="標楷體" w:hAnsi="標楷體"/>
-            <w:sz w:val="28"/>
-            <w:szCs w:val="28"/>
-          </w:rPr>
-          <w:t>https://bit.ly/3IjqOXr</w:t>
-        </w:r>
-      </w:hyperlink>
-      <w:hyperlink r:id="rId9" w:history="1"/>
-      <w:hyperlink r:id="rId10" w:history="1"/>
-      <w:r>
-        <w:rPr>
-          <w:rFonts w:ascii="標楷體" w:eastAsia="標楷體" w:hAnsi="標楷體" w:hint="eastAsia"/>
-          <w:sz w:val="28"/>
-          <w:szCs w:val="28"/>
-        </w:rPr>
-        <w:t>)</w:t>
+        <w:t>樸素清麗</w:t>
+      </w:r>
+      <w:r>
+        <w:rPr>
+          <w:rFonts w:ascii="標楷體" w:eastAsia="標楷體" w:hAnsi="標楷體" w:hint="eastAsia"/>
+          <w:sz w:val="28"/>
+          <w:szCs w:val="28"/>
+        </w:rPr>
+        <w:t>，善用疊字與對偶，將深</w:t>
+      </w:r>
+      <w:proofErr w:type="gramStart"/>
+      <w:r>
+        <w:rPr>
+          <w:rFonts w:ascii="標楷體" w:eastAsia="標楷體" w:hAnsi="標楷體" w:hint="eastAsia"/>
+          <w:sz w:val="28"/>
+          <w:szCs w:val="28"/>
+        </w:rPr>
+        <w:t>沉</w:t>
+      </w:r>
+      <w:proofErr w:type="gramEnd"/>
+      <w:r>
+        <w:rPr>
+          <w:rFonts w:ascii="標楷體" w:eastAsia="標楷體" w:hAnsi="標楷體" w:hint="eastAsia"/>
+          <w:sz w:val="28"/>
+          <w:szCs w:val="28"/>
+        </w:rPr>
+        <w:t>的情感融入自然景物之中。從遠景的青山相送，到近景的雙雙淚流，再到離別瞬間的江潮起漲，情感層層遞進，讀來語盡意不盡，令人</w:t>
+      </w:r>
+      <w:proofErr w:type="gramStart"/>
+      <w:r>
+        <w:rPr>
+          <w:rFonts w:ascii="標楷體" w:eastAsia="標楷體" w:hAnsi="標楷體" w:hint="eastAsia"/>
+          <w:b/>
+          <w:bCs/>
+          <w:sz w:val="28"/>
+          <w:szCs w:val="28"/>
+        </w:rPr>
+        <w:t>迴</w:t>
+      </w:r>
+      <w:proofErr w:type="gramEnd"/>
+      <w:r>
+        <w:rPr>
+          <w:rFonts w:ascii="標楷體" w:eastAsia="標楷體" w:hAnsi="標楷體" w:hint="eastAsia"/>
+          <w:b/>
+          <w:bCs/>
+          <w:sz w:val="28"/>
+          <w:szCs w:val="28"/>
+        </w:rPr>
+        <w:t>腸</w:t>
+      </w:r>
+      <w:proofErr w:type="gramStart"/>
+      <w:r>
+        <w:rPr>
+          <w:rFonts w:ascii="標楷體" w:eastAsia="標楷體" w:hAnsi="標楷體" w:hint="eastAsia"/>
+          <w:b/>
+          <w:bCs/>
+          <w:sz w:val="28"/>
+          <w:szCs w:val="28"/>
+        </w:rPr>
+        <w:t>盪</w:t>
+      </w:r>
+      <w:proofErr w:type="gramEnd"/>
+      <w:r>
+        <w:rPr>
+          <w:rFonts w:ascii="標楷體" w:eastAsia="標楷體" w:hAnsi="標楷體" w:hint="eastAsia"/>
+          <w:b/>
+          <w:bCs/>
+          <w:sz w:val="28"/>
+          <w:szCs w:val="28"/>
+        </w:rPr>
+        <w:t>氣</w:t>
+      </w:r>
+      <w:r>
+        <w:rPr>
+          <w:rFonts w:ascii="標楷體" w:eastAsia="標楷體" w:hAnsi="標楷體" w:hint="eastAsia"/>
+          <w:sz w:val="28"/>
+          <w:szCs w:val="28"/>
+        </w:rPr>
+        <w:t>。</w:t>
       </w:r>
     </w:p>
     <w:p>
@@ -1982,24 +1933,6 @@
           <w:rFonts w:ascii="標楷體" w:eastAsia="標楷體" w:hAnsi="標楷體"/>
           <w:sz w:val="36"/>
           <w:szCs w:val="36"/>
-          <w:bdr w:val="single" w:sz="4" w:space="0" w:color="auto"/>
-        </w:rPr>
-        <w:sectPr>
-          <w:footerReference w:type="default" r:id="rId11"/>
-          <w:pgSz w:w="11906" w:h="16838"/>
-          <w:pgMar w:top="567" w:right="851" w:bottom="567" w:left="851" w:header="567" w:footer="0" w:gutter="0"/>
-          <w:cols w:space="425"/>
-          <w:docGrid w:type="lines" w:linePitch="360"/>
-        </w:sectPr>
-      </w:pPr>
-    </w:p>
-    <w:p>
-      <w:pPr>
-        <w:spacing w:line="440" w:lineRule="exact"/>
-        <w:rPr>
-          <w:rFonts w:ascii="標楷體" w:eastAsia="標楷體" w:hAnsi="標楷體"/>
-          <w:sz w:val="36"/>
-          <w:szCs w:val="36"/>
         </w:rPr>
       </w:pPr>
       <w:r>
@@ -2009,7 +1942,6 @@
           <w:szCs w:val="36"/>
           <w:bdr w:val="single" w:sz="4" w:space="0" w:color="auto"/>
         </w:rPr>
-        <w:lastRenderedPageBreak/>
         <w:t>補充</w:t>
       </w:r>
     </w:p>
@@ -2020,29 +1952,32 @@
           <w:ilvl w:val="0"/>
           <w:numId w:val="5"/>
         </w:numPr>
-        <w:spacing w:line="440" w:lineRule="exact"/>
-        <w:ind w:leftChars="0"/>
+        <w:spacing w:line="400" w:lineRule="exact"/>
+        <w:ind w:leftChars="0" w:left="284" w:hanging="284"/>
+        <w:jc w:val="both"/>
         <w:rPr>
           <w:rFonts w:ascii="標楷體" w:eastAsia="標楷體" w:hAnsi="標楷體"/>
           <w:sz w:val="28"/>
           <w:szCs w:val="28"/>
         </w:rPr>
       </w:pPr>
-      <w:r>
-        <w:rPr>
-          <w:rFonts w:ascii="標楷體" w:eastAsia="標楷體" w:hAnsi="標楷體" w:hint="eastAsia"/>
-          <w:sz w:val="28"/>
-          <w:szCs w:val="28"/>
-        </w:rPr>
-        <w:t>復沓</w:t>
-      </w:r>
-      <w:r>
-        <w:rPr>
-          <w:rFonts w:ascii="標楷體" w:eastAsia="標楷體" w:hAnsi="標楷體" w:hint="eastAsia"/>
-          <w:sz w:val="28"/>
-          <w:szCs w:val="28"/>
-        </w:rPr>
-        <w:t>(</w:t>
+      <w:proofErr w:type="gramStart"/>
+      <w:r>
+        <w:rPr>
+          <w:rFonts w:ascii="標楷體" w:eastAsia="標楷體" w:hAnsi="標楷體" w:hint="eastAsia"/>
+          <w:sz w:val="28"/>
+          <w:szCs w:val="28"/>
+        </w:rPr>
+        <w:t>佇</w:t>
+      </w:r>
+      <w:proofErr w:type="gramEnd"/>
+      <w:r>
+        <w:rPr>
+          <w:rFonts w:ascii="標楷體" w:eastAsia="標楷體" w:hAnsi="標楷體" w:hint="eastAsia"/>
+          <w:sz w:val="28"/>
+          <w:szCs w:val="28"/>
+        </w:rPr>
+        <w:t>（</w:t>
       </w:r>
       <w:proofErr w:type="gramStart"/>
       <w:r>
@@ -2052,287 +1987,40 @@
           <w:sz w:val="16"/>
           <w:szCs w:val="16"/>
         </w:rPr>
-        <w:t>ㄊㄚ</w:t>
-      </w:r>
-      <w:r>
-        <w:rPr>
-          <w:rFonts w:ascii="標楷體" w:eastAsia="標楷體" w:hAnsi="標楷體" w:hint="eastAsia"/>
-          <w:color w:val="FF0000"/>
-          <w:sz w:val="16"/>
-          <w:szCs w:val="16"/>
-        </w:rPr>
-        <w:t>ˋ</w:t>
-      </w:r>
-      <w:proofErr w:type="gramEnd"/>
-      <w:r>
-        <w:rPr>
-          <w:rFonts w:ascii="標楷體" w:eastAsia="標楷體" w:hAnsi="標楷體" w:hint="eastAsia"/>
-          <w:sz w:val="28"/>
-          <w:szCs w:val="28"/>
-        </w:rPr>
-        <w:t>)：</w:t>
-      </w:r>
-      <w:r>
-        <w:rPr>
-          <w:rFonts w:ascii="標楷體" w:eastAsia="標楷體" w:hAnsi="標楷體" w:hint="eastAsia"/>
-          <w:sz w:val="28"/>
-          <w:szCs w:val="28"/>
-        </w:rPr>
-        <w:t>將部分詞句</w:t>
-      </w:r>
-      <w:proofErr w:type="gramStart"/>
-      <w:r>
-        <w:rPr>
-          <w:rFonts w:ascii="標楷體" w:eastAsia="標楷體" w:hAnsi="標楷體" w:hint="eastAsia"/>
-          <w:sz w:val="28"/>
-          <w:szCs w:val="28"/>
-        </w:rPr>
-        <w:t>反覆詠唱</w:t>
-      </w:r>
-      <w:proofErr w:type="gramEnd"/>
-      <w:r>
-        <w:rPr>
-          <w:rFonts w:ascii="標楷體" w:eastAsia="標楷體" w:hAnsi="標楷體" w:hint="eastAsia"/>
-          <w:sz w:val="28"/>
-          <w:szCs w:val="28"/>
-        </w:rPr>
-        <w:t>，形成一種迴環</w:t>
-      </w:r>
-      <w:r>
-        <w:rPr>
-          <w:rFonts w:ascii="標楷體" w:eastAsia="標楷體" w:hAnsi="標楷體" w:hint="eastAsia"/>
-          <w:sz w:val="28"/>
-          <w:szCs w:val="28"/>
-        </w:rPr>
-        <w:t>(</w:t>
-      </w:r>
-      <w:r>
-        <w:rPr>
-          <w:rFonts w:ascii="標楷體" w:eastAsia="標楷體" w:hAnsi="標楷體" w:hint="eastAsia"/>
-          <w:sz w:val="28"/>
-          <w:szCs w:val="28"/>
-        </w:rPr>
-        <w:t>循環反覆</w:t>
-      </w:r>
-      <w:r>
-        <w:rPr>
-          <w:rFonts w:ascii="標楷體" w:eastAsia="標楷體" w:hAnsi="標楷體" w:hint="eastAsia"/>
-          <w:sz w:val="28"/>
-          <w:szCs w:val="28"/>
-        </w:rPr>
-        <w:t>)</w:t>
-      </w:r>
-      <w:r>
-        <w:rPr>
-          <w:rFonts w:ascii="標楷體" w:eastAsia="標楷體" w:hAnsi="標楷體" w:hint="eastAsia"/>
-          <w:sz w:val="28"/>
-          <w:szCs w:val="28"/>
-        </w:rPr>
-        <w:t>美。復</w:t>
-      </w:r>
-      <w:proofErr w:type="gramStart"/>
-      <w:r>
-        <w:rPr>
-          <w:rFonts w:ascii="標楷體" w:eastAsia="標楷體" w:hAnsi="標楷體" w:hint="eastAsia"/>
-          <w:sz w:val="28"/>
-          <w:szCs w:val="28"/>
-        </w:rPr>
-        <w:t>沓與疊句</w:t>
-      </w:r>
-      <w:proofErr w:type="gramEnd"/>
-      <w:r>
-        <w:rPr>
-          <w:rFonts w:ascii="標楷體" w:eastAsia="標楷體" w:hAnsi="標楷體" w:hint="eastAsia"/>
-          <w:sz w:val="28"/>
-          <w:szCs w:val="28"/>
-        </w:rPr>
-        <w:t>的區別是，復沓可以更換少數詞語，</w:t>
-      </w:r>
-      <w:proofErr w:type="gramStart"/>
-      <w:r>
-        <w:rPr>
-          <w:rFonts w:ascii="標楷體" w:eastAsia="標楷體" w:hAnsi="標楷體" w:hint="eastAsia"/>
-          <w:sz w:val="28"/>
-          <w:szCs w:val="28"/>
-        </w:rPr>
-        <w:t>而疊句</w:t>
-      </w:r>
-      <w:proofErr w:type="gramEnd"/>
-      <w:r>
-        <w:rPr>
-          <w:rFonts w:ascii="標楷體" w:eastAsia="標楷體" w:hAnsi="標楷體" w:hint="eastAsia"/>
-          <w:sz w:val="28"/>
-          <w:szCs w:val="28"/>
-        </w:rPr>
-        <w:t xml:space="preserve">的詞語完全相同。例： </w:t>
-      </w:r>
-      <w:hyperlink r:id="rId12" w:history="1">
-        <w:proofErr w:type="gramStart"/>
-        <w:r>
-          <w:rPr>
-            <w:rStyle w:val="a4"/>
-            <w:rFonts w:ascii="標楷體" w:eastAsia="標楷體" w:hAnsi="標楷體" w:hint="eastAsia"/>
-            <w:sz w:val="28"/>
-            <w:szCs w:val="28"/>
-          </w:rPr>
-          <w:t>蒹葭</w:t>
-        </w:r>
-        <w:proofErr w:type="gramEnd"/>
-        <w:r>
-          <w:rPr>
-            <w:rStyle w:val="a4"/>
-            <w:rFonts w:ascii="標楷體" w:eastAsia="標楷體" w:hAnsi="標楷體" w:hint="eastAsia"/>
-            <w:sz w:val="28"/>
-            <w:szCs w:val="28"/>
-          </w:rPr>
-          <w:t>蒼</w:t>
-        </w:r>
-        <w:proofErr w:type="gramStart"/>
-        <w:r>
-          <w:rPr>
-            <w:rStyle w:val="a4"/>
-            <w:rFonts w:ascii="標楷體" w:eastAsia="標楷體" w:hAnsi="標楷體" w:hint="eastAsia"/>
-            <w:sz w:val="28"/>
-            <w:szCs w:val="28"/>
-          </w:rPr>
-          <w:t>蒼</w:t>
-        </w:r>
-        <w:proofErr w:type="gramEnd"/>
-        <w:r>
-          <w:rPr>
-            <w:rStyle w:val="a4"/>
-            <w:rFonts w:ascii="標楷體" w:eastAsia="標楷體" w:hAnsi="標楷體" w:hint="eastAsia"/>
-            <w:sz w:val="28"/>
-            <w:szCs w:val="28"/>
-          </w:rPr>
-          <w:t>，</w:t>
-        </w:r>
-        <w:proofErr w:type="gramStart"/>
-        <w:r>
-          <w:rPr>
-            <w:rStyle w:val="a4"/>
-            <w:rFonts w:ascii="標楷體" w:eastAsia="標楷體" w:hAnsi="標楷體" w:hint="eastAsia"/>
-            <w:sz w:val="28"/>
-            <w:szCs w:val="28"/>
-          </w:rPr>
-          <w:t>白露為霜</w:t>
-        </w:r>
-        <w:proofErr w:type="gramEnd"/>
-        <w:r>
-          <w:rPr>
-            <w:rStyle w:val="a4"/>
-            <w:rFonts w:ascii="標楷體" w:eastAsia="標楷體" w:hAnsi="標楷體" w:hint="eastAsia"/>
-            <w:sz w:val="28"/>
-            <w:szCs w:val="28"/>
-          </w:rPr>
-          <w:t>。所謂伊人，在水一方。 溯</w:t>
-        </w:r>
-        <w:proofErr w:type="gramStart"/>
-        <w:r>
-          <w:rPr>
-            <w:rStyle w:val="a4"/>
-            <w:rFonts w:ascii="標楷體" w:eastAsia="標楷體" w:hAnsi="標楷體" w:hint="eastAsia"/>
-            <w:sz w:val="28"/>
-            <w:szCs w:val="28"/>
-          </w:rPr>
-          <w:t>洄</w:t>
-        </w:r>
-        <w:proofErr w:type="gramEnd"/>
-        <w:r>
-          <w:rPr>
-            <w:rStyle w:val="a4"/>
-            <w:rFonts w:ascii="標楷體" w:eastAsia="標楷體" w:hAnsi="標楷體" w:hint="eastAsia"/>
-            <w:sz w:val="28"/>
-            <w:szCs w:val="28"/>
-          </w:rPr>
-          <w:t>從之，</w:t>
-        </w:r>
-        <w:proofErr w:type="gramStart"/>
-        <w:r>
-          <w:rPr>
-            <w:rStyle w:val="a4"/>
-            <w:rFonts w:ascii="標楷體" w:eastAsia="標楷體" w:hAnsi="標楷體" w:hint="eastAsia"/>
-            <w:sz w:val="28"/>
-            <w:szCs w:val="28"/>
-          </w:rPr>
-          <w:t>道阻且</w:t>
-        </w:r>
-        <w:proofErr w:type="gramEnd"/>
-        <w:r>
-          <w:rPr>
-            <w:rStyle w:val="a4"/>
-            <w:rFonts w:ascii="標楷體" w:eastAsia="標楷體" w:hAnsi="標楷體" w:hint="eastAsia"/>
-            <w:sz w:val="28"/>
-            <w:szCs w:val="28"/>
-          </w:rPr>
-          <w:t>長。溯</w:t>
-        </w:r>
-        <w:proofErr w:type="gramStart"/>
-        <w:r>
-          <w:rPr>
-            <w:rStyle w:val="a4"/>
-            <w:rFonts w:ascii="標楷體" w:eastAsia="標楷體" w:hAnsi="標楷體" w:hint="eastAsia"/>
-            <w:sz w:val="28"/>
-            <w:szCs w:val="28"/>
-          </w:rPr>
-          <w:t>游</w:t>
-        </w:r>
-        <w:proofErr w:type="gramEnd"/>
-        <w:r>
-          <w:rPr>
-            <w:rStyle w:val="a4"/>
-            <w:rFonts w:ascii="標楷體" w:eastAsia="標楷體" w:hAnsi="標楷體" w:hint="eastAsia"/>
-            <w:sz w:val="28"/>
-            <w:szCs w:val="28"/>
-          </w:rPr>
-          <w:t>從之，宛在水中央</w:t>
-        </w:r>
-      </w:hyperlink>
-      <w:r>
-        <w:rPr>
-          <w:rFonts w:ascii="標楷體" w:eastAsia="標楷體" w:hAnsi="標楷體" w:hint="eastAsia"/>
-          <w:sz w:val="28"/>
-          <w:szCs w:val="28"/>
-        </w:rPr>
-        <w:t>。</w:t>
-      </w:r>
-    </w:p>
-    <w:p>
-      <w:pPr>
-        <w:pStyle w:val="a6"/>
-        <w:spacing w:line="440" w:lineRule="exact"/>
-        <w:ind w:leftChars="0"/>
-        <w:rPr>
-          <w:rFonts w:ascii="標楷體" w:eastAsia="標楷體" w:hAnsi="標楷體"/>
-          <w:sz w:val="28"/>
-          <w:szCs w:val="28"/>
-        </w:rPr>
-      </w:pPr>
-      <w:r>
-        <w:rPr>
-          <w:rFonts w:ascii="標楷體" w:eastAsia="標楷體" w:hAnsi="標楷體" w:hint="eastAsia"/>
-          <w:sz w:val="28"/>
-          <w:szCs w:val="28"/>
-        </w:rPr>
-        <w:t>運用復沓，可以</w:t>
-      </w:r>
-      <w:proofErr w:type="gramStart"/>
-      <w:r>
-        <w:rPr>
-          <w:rFonts w:ascii="標楷體" w:eastAsia="標楷體" w:hAnsi="標楷體" w:hint="eastAsia"/>
-          <w:sz w:val="28"/>
-          <w:szCs w:val="28"/>
-        </w:rPr>
-        <w:t>加強語勢</w:t>
-      </w:r>
-      <w:proofErr w:type="gramEnd"/>
-      <w:r>
-        <w:rPr>
-          <w:rFonts w:ascii="標楷體" w:eastAsia="標楷體" w:hAnsi="標楷體" w:hint="eastAsia"/>
-          <w:sz w:val="28"/>
-          <w:szCs w:val="28"/>
-        </w:rPr>
-        <w:t>，抒發強烈的感情，表達深刻的思想，分清文章的脈絡、層次，增強語言節奏感。</w:t>
+        <w:t>ㄓㄨˋ</w:t>
+      </w:r>
+      <w:proofErr w:type="gramEnd"/>
+      <w:r>
+        <w:rPr>
+          <w:rFonts w:ascii="標楷體" w:eastAsia="標楷體" w:hAnsi="標楷體" w:hint="eastAsia"/>
+          <w:sz w:val="28"/>
+          <w:szCs w:val="28"/>
+        </w:rPr>
+        <w:t>）</w:t>
+      </w:r>
+      <w:r>
+        <w:rPr>
+          <w:rFonts w:ascii="標楷體" w:eastAsia="標楷體" w:hAnsi="標楷體" w:hint="eastAsia"/>
+          <w:sz w:val="28"/>
+          <w:szCs w:val="28"/>
+        </w:rPr>
+        <w:t>立</w:t>
+      </w:r>
+      <w:r>
+        <w:rPr>
+          <w:rFonts w:ascii="標楷體" w:eastAsia="標楷體" w:hAnsi="標楷體" w:hint="eastAsia"/>
+          <w:sz w:val="28"/>
+          <w:szCs w:val="28"/>
+        </w:rPr>
+        <w:t>：</w:t>
+      </w:r>
+      <w:r>
+        <w:rPr>
+          <w:rFonts w:ascii="標楷體" w:eastAsia="標楷體" w:hAnsi="標楷體" w:hint="eastAsia"/>
+          <w:sz w:val="28"/>
+          <w:szCs w:val="28"/>
+        </w:rPr>
+        <w:t>長時間站立。多帶有沉思、等待、凝望或靜默的情境與情感色彩。</w:t>
       </w:r>
     </w:p>
     <w:p>
@@ -2342,8 +2030,9 @@
           <w:ilvl w:val="0"/>
           <w:numId w:val="5"/>
         </w:numPr>
-        <w:spacing w:line="440" w:lineRule="exact"/>
-        <w:ind w:leftChars="0"/>
+        <w:spacing w:line="400" w:lineRule="exact"/>
+        <w:ind w:leftChars="0" w:left="284" w:hanging="284"/>
+        <w:jc w:val="both"/>
         <w:rPr>
           <w:rFonts w:ascii="標楷體" w:eastAsia="標楷體" w:hAnsi="標楷體"/>
           <w:sz w:val="28"/>
@@ -2356,23 +2045,15 @@
           <w:sz w:val="28"/>
           <w:szCs w:val="28"/>
         </w:rPr>
-        <w:t>凝</w:t>
-      </w:r>
-      <w:r>
-        <w:rPr>
-          <w:rFonts w:ascii="標楷體" w:eastAsia="標楷體" w:hAnsi="標楷體" w:hint="eastAsia"/>
-          <w:sz w:val="28"/>
-          <w:szCs w:val="28"/>
-        </w:rPr>
-        <w:t>噎</w:t>
-      </w:r>
-      <w:r>
-        <w:rPr>
-          <w:rFonts w:ascii="標楷體" w:eastAsia="標楷體" w:hAnsi="標楷體" w:hint="eastAsia"/>
-          <w:sz w:val="28"/>
-          <w:szCs w:val="28"/>
-        </w:rPr>
-        <w:t>(</w:t>
+        <w:t>噙</w:t>
+      </w:r>
+      <w:r>
+        <w:rPr>
+          <w:rFonts w:ascii="標楷體" w:eastAsia="標楷體" w:hAnsi="標楷體" w:hint="eastAsia"/>
+          <w:sz w:val="28"/>
+          <w:szCs w:val="28"/>
+        </w:rPr>
+        <w:t>（</w:t>
       </w:r>
       <w:proofErr w:type="gramStart"/>
       <w:r>
@@ -2382,42 +2063,75 @@
           <w:sz w:val="16"/>
           <w:szCs w:val="16"/>
         </w:rPr>
-        <w:t>一ㄝ</w:t>
-      </w:r>
-      <w:proofErr w:type="gramEnd"/>
-      <w:r>
-        <w:rPr>
-          <w:rFonts w:ascii="標楷體" w:eastAsia="標楷體" w:hAnsi="標楷體" w:hint="eastAsia"/>
-          <w:sz w:val="28"/>
-          <w:szCs w:val="28"/>
-        </w:rPr>
-        <w:t>)：</w:t>
-      </w:r>
-      <w:proofErr w:type="gramStart"/>
-      <w:r>
-        <w:rPr>
-          <w:rFonts w:ascii="標楷體" w:eastAsia="標楷體" w:hAnsi="標楷體" w:hint="eastAsia"/>
-          <w:sz w:val="28"/>
-          <w:szCs w:val="28"/>
-        </w:rPr>
-        <w:t>悲痛氣塞</w:t>
-      </w:r>
-      <w:proofErr w:type="gramEnd"/>
-      <w:r>
-        <w:rPr>
-          <w:rFonts w:ascii="標楷體" w:eastAsia="標楷體" w:hAnsi="標楷體" w:hint="eastAsia"/>
-          <w:sz w:val="28"/>
-          <w:szCs w:val="28"/>
-        </w:rPr>
-        <w:t>，説不出話來。</w:t>
-      </w:r>
-      <w:r>
-        <w:rPr>
-          <w:rFonts w:ascii="標楷體" w:eastAsia="標楷體" w:hAnsi="標楷體" w:hint="eastAsia"/>
-          <w:sz w:val="28"/>
-          <w:szCs w:val="28"/>
-        </w:rPr>
-        <w:t>哽咽不停。</w:t>
+        <w:t>ㄑㄧㄣ</w:t>
+      </w:r>
+      <w:r>
+        <w:rPr>
+          <w:rFonts w:ascii="標楷體" w:eastAsia="標楷體" w:hAnsi="標楷體" w:hint="eastAsia"/>
+          <w:color w:val="FF0000"/>
+          <w:sz w:val="16"/>
+          <w:szCs w:val="16"/>
+        </w:rPr>
+        <w:t>ˊ</w:t>
+      </w:r>
+      <w:proofErr w:type="gramEnd"/>
+      <w:r>
+        <w:rPr>
+          <w:rFonts w:ascii="標楷體" w:eastAsia="標楷體" w:hAnsi="標楷體" w:hint="eastAsia"/>
+          <w:sz w:val="28"/>
+          <w:szCs w:val="28"/>
+        </w:rPr>
+        <w:t>）</w:t>
+      </w:r>
+      <w:r>
+        <w:rPr>
+          <w:rFonts w:ascii="標楷體" w:eastAsia="標楷體" w:hAnsi="標楷體" w:hint="eastAsia"/>
+          <w:sz w:val="28"/>
+          <w:szCs w:val="28"/>
+        </w:rPr>
+        <w:t>滿</w:t>
+      </w:r>
+      <w:r>
+        <w:rPr>
+          <w:rFonts w:ascii="標楷體" w:eastAsia="標楷體" w:hAnsi="標楷體" w:hint="eastAsia"/>
+          <w:sz w:val="28"/>
+          <w:szCs w:val="28"/>
+        </w:rPr>
+        <w:t>：</w:t>
+      </w:r>
+      <w:r>
+        <w:rPr>
+          <w:rFonts w:ascii="標楷體" w:eastAsia="標楷體" w:hAnsi="標楷體" w:hint="eastAsia"/>
+          <w:sz w:val="28"/>
+          <w:szCs w:val="28"/>
+        </w:rPr>
+        <w:t>眼眶裡含著（滿滿的）眼淚。描摹情緒壓抑至極點、眼淚即將溢出卻未流下的瞬間，充滿強烈的感染力。</w:t>
+      </w:r>
+      <w:proofErr w:type="gramStart"/>
+      <w:r>
+        <w:rPr>
+          <w:rFonts w:ascii="標楷體" w:eastAsia="標楷體" w:hAnsi="標楷體" w:hint="eastAsia"/>
+          <w:sz w:val="28"/>
+          <w:szCs w:val="28"/>
+        </w:rPr>
+        <w:t>噙</w:t>
+      </w:r>
+      <w:proofErr w:type="gramEnd"/>
+      <w:r>
+        <w:rPr>
+          <w:rFonts w:ascii="標楷體" w:eastAsia="標楷體" w:hAnsi="標楷體" w:hint="eastAsia"/>
+          <w:sz w:val="28"/>
+          <w:szCs w:val="28"/>
+        </w:rPr>
+        <w:t>：</w:t>
+      </w:r>
+      <w:r>
+        <w:rPr>
+          <w:rFonts w:ascii="標楷體" w:eastAsia="標楷體" w:hAnsi="標楷體" w:hint="eastAsia"/>
+          <w:sz w:val="28"/>
+          <w:szCs w:val="28"/>
+        </w:rPr>
+        <w:t>含住。</w:t>
       </w:r>
     </w:p>
     <w:p>
@@ -2427,8 +2141,9 @@
           <w:ilvl w:val="0"/>
           <w:numId w:val="5"/>
         </w:numPr>
-        <w:spacing w:line="440" w:lineRule="exact"/>
-        <w:ind w:leftChars="0"/>
+        <w:spacing w:line="400" w:lineRule="exact"/>
+        <w:ind w:leftChars="0" w:left="284" w:hanging="284"/>
+        <w:jc w:val="both"/>
         <w:rPr>
           <w:rFonts w:ascii="標楷體" w:eastAsia="標楷體" w:hAnsi="標楷體"/>
           <w:sz w:val="28"/>
@@ -2441,7 +2156,7 @@
           <w:sz w:val="28"/>
           <w:szCs w:val="28"/>
         </w:rPr>
-        <w:t>在即</w:t>
+        <w:t>隱逸</w:t>
       </w:r>
       <w:r>
         <w:rPr>
@@ -2457,7 +2172,43 @@
           <w:sz w:val="28"/>
           <w:szCs w:val="28"/>
         </w:rPr>
-        <w:t>就在眼前、即將發生。表示時間的迫近。【例】離別在即</w:t>
+        <w:t>隱居避</w:t>
+      </w:r>
+      <w:proofErr w:type="gramStart"/>
+      <w:r>
+        <w:rPr>
+          <w:rFonts w:ascii="標楷體" w:eastAsia="標楷體" w:hAnsi="標楷體" w:hint="eastAsia"/>
+          <w:sz w:val="28"/>
+          <w:szCs w:val="28"/>
+        </w:rPr>
+        <w:t>世</w:t>
+      </w:r>
+      <w:proofErr w:type="gramEnd"/>
+      <w:r>
+        <w:rPr>
+          <w:rFonts w:ascii="標楷體" w:eastAsia="標楷體" w:hAnsi="標楷體" w:hint="eastAsia"/>
+          <w:sz w:val="28"/>
+          <w:szCs w:val="28"/>
+        </w:rPr>
+        <w:t>，不出來做官。象徵超脫俗</w:t>
+      </w:r>
+      <w:proofErr w:type="gramStart"/>
+      <w:r>
+        <w:rPr>
+          <w:rFonts w:ascii="標楷體" w:eastAsia="標楷體" w:hAnsi="標楷體" w:hint="eastAsia"/>
+          <w:sz w:val="28"/>
+          <w:szCs w:val="28"/>
+        </w:rPr>
+        <w:t>世</w:t>
+      </w:r>
+      <w:proofErr w:type="gramEnd"/>
+      <w:r>
+        <w:rPr>
+          <w:rFonts w:ascii="標楷體" w:eastAsia="標楷體" w:hAnsi="標楷體" w:hint="eastAsia"/>
+          <w:sz w:val="28"/>
+          <w:szCs w:val="28"/>
+        </w:rPr>
+        <w:t>名利、追求精神自由與高潔情操的生活態度。</w:t>
       </w:r>
     </w:p>
     <w:p>
@@ -2467,29 +2218,307 @@
           <w:ilvl w:val="0"/>
           <w:numId w:val="5"/>
         </w:numPr>
-        <w:spacing w:line="440" w:lineRule="exact"/>
-        <w:ind w:leftChars="0"/>
-        <w:rPr>
-          <w:rFonts w:ascii="標楷體" w:eastAsia="標楷體" w:hAnsi="標楷體" w:hint="eastAsia"/>
-          <w:sz w:val="28"/>
-          <w:szCs w:val="28"/>
-        </w:rPr>
-      </w:pPr>
-      <w:r>
-        <w:rPr>
-          <w:rFonts w:ascii="標楷體" w:eastAsia="標楷體" w:hAnsi="標楷體" w:hint="eastAsia"/>
-          <w:sz w:val="28"/>
-          <w:szCs w:val="28"/>
-        </w:rPr>
-        <w:t>蘊藉</w:t>
-      </w:r>
-      <w:r>
-        <w:rPr>
-          <w:rFonts w:ascii="標楷體" w:eastAsia="標楷體" w:hAnsi="標楷體" w:hint="eastAsia"/>
-          <w:sz w:val="28"/>
-          <w:szCs w:val="28"/>
-        </w:rPr>
-        <w:t>(</w:t>
+        <w:spacing w:line="400" w:lineRule="exact"/>
+        <w:ind w:leftChars="0" w:left="284" w:hanging="284"/>
+        <w:jc w:val="both"/>
+        <w:rPr>
+          <w:rFonts w:ascii="標楷體" w:eastAsia="標楷體" w:hAnsi="標楷體"/>
+          <w:sz w:val="28"/>
+          <w:szCs w:val="28"/>
+        </w:rPr>
+      </w:pPr>
+      <w:r>
+        <w:rPr>
+          <w:rFonts w:ascii="標楷體" w:eastAsia="標楷體" w:hAnsi="標楷體" w:hint="eastAsia"/>
+          <w:sz w:val="28"/>
+          <w:szCs w:val="28"/>
+        </w:rPr>
+        <w:t>勾勒</w:t>
+      </w:r>
+      <w:r>
+        <w:rPr>
+          <w:rFonts w:ascii="標楷體" w:eastAsia="標楷體" w:hAnsi="標楷體" w:hint="eastAsia"/>
+          <w:sz w:val="28"/>
+          <w:szCs w:val="28"/>
+        </w:rPr>
+        <w:t>：</w:t>
+      </w:r>
+      <w:r>
+        <w:rPr>
+          <w:rFonts w:ascii="標楷體" w:eastAsia="標楷體" w:hAnsi="標楷體" w:hint="eastAsia"/>
+          <w:sz w:val="28"/>
+          <w:szCs w:val="28"/>
+        </w:rPr>
+        <w:t>用線條描繪輪廓；或用簡練的文字概括呈現特徵。強調筆法精</w:t>
+      </w:r>
+      <w:proofErr w:type="gramStart"/>
+      <w:r>
+        <w:rPr>
+          <w:rFonts w:ascii="標楷體" w:eastAsia="標楷體" w:hAnsi="標楷體" w:hint="eastAsia"/>
+          <w:sz w:val="28"/>
+          <w:szCs w:val="28"/>
+        </w:rPr>
+        <w:t>準</w:t>
+      </w:r>
+      <w:proofErr w:type="gramEnd"/>
+      <w:r>
+        <w:rPr>
+          <w:rFonts w:ascii="標楷體" w:eastAsia="標楷體" w:hAnsi="標楷體" w:hint="eastAsia"/>
+          <w:sz w:val="28"/>
+          <w:szCs w:val="28"/>
+        </w:rPr>
+        <w:t>、簡練，能迅速抓住事物核心形象的表現手法。</w:t>
+      </w:r>
+    </w:p>
+    <w:p>
+      <w:pPr>
+        <w:pStyle w:val="a6"/>
+        <w:numPr>
+          <w:ilvl w:val="0"/>
+          <w:numId w:val="5"/>
+        </w:numPr>
+        <w:spacing w:line="400" w:lineRule="exact"/>
+        <w:ind w:leftChars="0" w:left="284" w:hanging="284"/>
+        <w:jc w:val="both"/>
+        <w:rPr>
+          <w:rFonts w:ascii="標楷體" w:eastAsia="標楷體" w:hAnsi="標楷體"/>
+          <w:sz w:val="28"/>
+          <w:szCs w:val="28"/>
+        </w:rPr>
+      </w:pPr>
+      <w:r>
+        <w:rPr>
+          <w:rFonts w:ascii="標楷體" w:eastAsia="標楷體" w:hAnsi="標楷體" w:hint="eastAsia"/>
+          <w:sz w:val="28"/>
+          <w:szCs w:val="28"/>
+        </w:rPr>
+        <w:t>動人心</w:t>
+      </w:r>
+      <w:proofErr w:type="gramStart"/>
+      <w:r>
+        <w:rPr>
+          <w:rFonts w:ascii="標楷體" w:eastAsia="標楷體" w:hAnsi="標楷體" w:hint="eastAsia"/>
+          <w:sz w:val="28"/>
+          <w:szCs w:val="28"/>
+        </w:rPr>
+        <w:t>魄</w:t>
+      </w:r>
+      <w:proofErr w:type="gramEnd"/>
+      <w:r>
+        <w:rPr>
+          <w:rFonts w:ascii="標楷體" w:eastAsia="標楷體" w:hAnsi="標楷體" w:hint="eastAsia"/>
+          <w:sz w:val="28"/>
+          <w:szCs w:val="28"/>
+        </w:rPr>
+        <w:t>：</w:t>
+      </w:r>
+      <w:r>
+        <w:rPr>
+          <w:rFonts w:ascii="標楷體" w:eastAsia="標楷體" w:hAnsi="標楷體" w:hint="eastAsia"/>
+          <w:sz w:val="28"/>
+          <w:szCs w:val="28"/>
+        </w:rPr>
+        <w:t>形容力量、藝術或情節極具震撼力，能深深打動人的心靈。表現出無可抗拒的情感衝擊與精神震撼。</w:t>
+      </w:r>
+    </w:p>
+    <w:p>
+      <w:pPr>
+        <w:pStyle w:val="a6"/>
+        <w:numPr>
+          <w:ilvl w:val="0"/>
+          <w:numId w:val="5"/>
+        </w:numPr>
+        <w:spacing w:line="400" w:lineRule="exact"/>
+        <w:ind w:leftChars="0" w:left="284" w:hanging="284"/>
+        <w:jc w:val="both"/>
+        <w:rPr>
+          <w:rFonts w:ascii="標楷體" w:eastAsia="標楷體" w:hAnsi="標楷體"/>
+          <w:sz w:val="28"/>
+          <w:szCs w:val="28"/>
+        </w:rPr>
+      </w:pPr>
+      <w:r>
+        <w:rPr>
+          <w:rFonts w:ascii="標楷體" w:eastAsia="標楷體" w:hAnsi="標楷體" w:hint="eastAsia"/>
+          <w:sz w:val="28"/>
+          <w:szCs w:val="28"/>
+        </w:rPr>
+        <w:t>疊出空間的綿延與重疊</w:t>
+      </w:r>
+      <w:r>
+        <w:rPr>
+          <w:rFonts w:ascii="標楷體" w:eastAsia="標楷體" w:hAnsi="標楷體" w:hint="eastAsia"/>
+          <w:sz w:val="28"/>
+          <w:szCs w:val="28"/>
+        </w:rPr>
+        <w:t>：</w:t>
+      </w:r>
+      <w:r>
+        <w:rPr>
+          <w:rFonts w:ascii="標楷體" w:eastAsia="標楷體" w:hAnsi="標楷體" w:hint="eastAsia"/>
+          <w:sz w:val="28"/>
+          <w:szCs w:val="28"/>
+        </w:rPr>
+        <w:t>透過詞語或意象的重複（如「吳山青，越山青」），交織堆疊出空間上的廣阔、層次與延伸感。利用視覺與文字節奏的重疊，營造出景色層層推進、無邊無際的立體意境。</w:t>
+      </w:r>
+    </w:p>
+    <w:p>
+      <w:pPr>
+        <w:pStyle w:val="a6"/>
+        <w:numPr>
+          <w:ilvl w:val="0"/>
+          <w:numId w:val="5"/>
+        </w:numPr>
+        <w:spacing w:line="400" w:lineRule="exact"/>
+        <w:ind w:leftChars="0" w:left="284" w:hanging="284"/>
+        <w:jc w:val="both"/>
+        <w:rPr>
+          <w:rFonts w:ascii="標楷體" w:eastAsia="標楷體" w:hAnsi="標楷體"/>
+          <w:sz w:val="28"/>
+          <w:szCs w:val="28"/>
+        </w:rPr>
+      </w:pPr>
+      <w:r>
+        <w:rPr>
+          <w:rFonts w:ascii="標楷體" w:eastAsia="標楷體" w:hAnsi="標楷體" w:hint="eastAsia"/>
+          <w:sz w:val="28"/>
+          <w:szCs w:val="28"/>
+        </w:rPr>
+        <w:t>映襯</w:t>
+      </w:r>
+      <w:r>
+        <w:rPr>
+          <w:rFonts w:ascii="標楷體" w:eastAsia="標楷體" w:hAnsi="標楷體" w:hint="eastAsia"/>
+          <w:sz w:val="28"/>
+          <w:szCs w:val="28"/>
+        </w:rPr>
+        <w:t>：</w:t>
+      </w:r>
+      <w:r>
+        <w:rPr>
+          <w:rFonts w:ascii="標楷體" w:eastAsia="標楷體" w:hAnsi="標楷體" w:hint="eastAsia"/>
+          <w:sz w:val="28"/>
+          <w:szCs w:val="28"/>
+        </w:rPr>
+        <w:t>修辭法的一種。將兩種截然不同的事物或情境放在一起相互對照。藉由對比</w:t>
+      </w:r>
+      <w:proofErr w:type="gramStart"/>
+      <w:r>
+        <w:rPr>
+          <w:rFonts w:ascii="標楷體" w:eastAsia="標楷體" w:hAnsi="標楷體" w:hint="eastAsia"/>
+          <w:sz w:val="28"/>
+          <w:szCs w:val="28"/>
+        </w:rPr>
+        <w:t>凸</w:t>
+      </w:r>
+      <w:proofErr w:type="gramEnd"/>
+      <w:r>
+        <w:rPr>
+          <w:rFonts w:ascii="標楷體" w:eastAsia="標楷體" w:hAnsi="標楷體" w:hint="eastAsia"/>
+          <w:sz w:val="28"/>
+          <w:szCs w:val="28"/>
+        </w:rPr>
+        <w:t>顯主體的特徵，使情感或意象更為鮮明突出。</w:t>
+      </w:r>
+    </w:p>
+    <w:p>
+      <w:pPr>
+        <w:pStyle w:val="a6"/>
+        <w:numPr>
+          <w:ilvl w:val="0"/>
+          <w:numId w:val="5"/>
+        </w:numPr>
+        <w:spacing w:line="400" w:lineRule="exact"/>
+        <w:ind w:leftChars="0" w:left="284" w:hanging="284"/>
+        <w:jc w:val="both"/>
+        <w:rPr>
+          <w:rFonts w:ascii="標楷體" w:eastAsia="標楷體" w:hAnsi="標楷體"/>
+          <w:sz w:val="28"/>
+          <w:szCs w:val="28"/>
+        </w:rPr>
+      </w:pPr>
+      <w:r>
+        <w:rPr>
+          <w:rFonts w:ascii="標楷體" w:eastAsia="標楷體" w:hAnsi="標楷體" w:hint="eastAsia"/>
+          <w:sz w:val="28"/>
+          <w:szCs w:val="28"/>
+        </w:rPr>
+        <w:t>描摹</w:t>
+      </w:r>
+      <w:r>
+        <w:rPr>
+          <w:rFonts w:ascii="標楷體" w:eastAsia="標楷體" w:hAnsi="標楷體" w:hint="eastAsia"/>
+          <w:sz w:val="28"/>
+          <w:szCs w:val="28"/>
+        </w:rPr>
+        <w:t>：</w:t>
+      </w:r>
+      <w:r>
+        <w:rPr>
+          <w:rFonts w:ascii="標楷體" w:eastAsia="標楷體" w:hAnsi="標楷體" w:hint="eastAsia"/>
+          <w:sz w:val="28"/>
+          <w:szCs w:val="28"/>
+        </w:rPr>
+        <w:t>用語言、文字或繪畫刻劃、再現事物的姿態與細節。強調觀察入微，並能精細生動地呈現對象的真實神貌。</w:t>
+      </w:r>
+    </w:p>
+    <w:p>
+      <w:pPr>
+        <w:pStyle w:val="a6"/>
+        <w:numPr>
+          <w:ilvl w:val="0"/>
+          <w:numId w:val="5"/>
+        </w:numPr>
+        <w:spacing w:line="400" w:lineRule="exact"/>
+        <w:ind w:leftChars="0" w:left="284" w:hanging="284"/>
+        <w:jc w:val="both"/>
+        <w:rPr>
+          <w:rFonts w:ascii="標楷體" w:eastAsia="標楷體" w:hAnsi="標楷體"/>
+          <w:sz w:val="28"/>
+          <w:szCs w:val="28"/>
+        </w:rPr>
+      </w:pPr>
+      <w:r>
+        <w:rPr>
+          <w:rFonts w:ascii="標楷體" w:eastAsia="標楷體" w:hAnsi="標楷體" w:hint="eastAsia"/>
+          <w:sz w:val="28"/>
+          <w:szCs w:val="28"/>
+        </w:rPr>
+        <w:t>結髮</w:t>
+      </w:r>
+      <w:r>
+        <w:rPr>
+          <w:rFonts w:ascii="標楷體" w:eastAsia="標楷體" w:hAnsi="標楷體" w:hint="eastAsia"/>
+          <w:sz w:val="28"/>
+          <w:szCs w:val="28"/>
+        </w:rPr>
+        <w:t>：</w:t>
+      </w:r>
+      <w:r>
+        <w:rPr>
+          <w:rFonts w:ascii="標楷體" w:eastAsia="標楷體" w:hAnsi="標楷體" w:hint="eastAsia"/>
+          <w:sz w:val="28"/>
+          <w:szCs w:val="28"/>
+        </w:rPr>
+        <w:t>古時男子加冠、女子及</w:t>
+      </w:r>
+      <w:proofErr w:type="gramStart"/>
+      <w:r>
+        <w:rPr>
+          <w:rFonts w:ascii="標楷體" w:eastAsia="標楷體" w:hAnsi="標楷體" w:hint="eastAsia"/>
+          <w:sz w:val="28"/>
+          <w:szCs w:val="28"/>
+        </w:rPr>
+        <w:t>笄</w:t>
+      </w:r>
+      <w:proofErr w:type="gramEnd"/>
+      <w:r>
+        <w:rPr>
+          <w:rFonts w:ascii="標楷體" w:eastAsia="標楷體" w:hAnsi="標楷體" w:hint="eastAsia"/>
+          <w:sz w:val="28"/>
+          <w:szCs w:val="28"/>
+        </w:rPr>
+        <w:t>（</w:t>
       </w:r>
       <w:proofErr w:type="gramStart"/>
       <w:r>
@@ -2499,103 +2528,225 @@
           <w:sz w:val="16"/>
           <w:szCs w:val="16"/>
         </w:rPr>
-        <w:t>ㄩㄣ</w:t>
-      </w:r>
-      <w:r>
-        <w:rPr>
-          <w:rFonts w:ascii="標楷體" w:eastAsia="標楷體" w:hAnsi="標楷體" w:hint="eastAsia"/>
-          <w:color w:val="FF0000"/>
-          <w:sz w:val="16"/>
-          <w:szCs w:val="16"/>
-        </w:rPr>
-        <w:t>ˋ</w:t>
-      </w:r>
-      <w:proofErr w:type="gramEnd"/>
-      <w:r>
-        <w:rPr>
-          <w:rFonts w:ascii="標楷體" w:eastAsia="標楷體" w:hAnsi="標楷體" w:hint="eastAsia"/>
-          <w:color w:val="FF0000"/>
-          <w:sz w:val="16"/>
-          <w:szCs w:val="16"/>
-        </w:rPr>
-        <w:t xml:space="preserve"> </w:t>
-      </w:r>
-      <w:proofErr w:type="gramStart"/>
-      <w:r>
-        <w:rPr>
-          <w:rFonts w:ascii="標楷體" w:eastAsia="標楷體" w:hAnsi="標楷體" w:hint="eastAsia"/>
-          <w:color w:val="FF0000"/>
-          <w:sz w:val="16"/>
-          <w:szCs w:val="16"/>
-        </w:rPr>
-        <w:t>ㄐㄧㄝ</w:t>
-      </w:r>
-      <w:r>
-        <w:rPr>
-          <w:rFonts w:ascii="標楷體" w:eastAsia="標楷體" w:hAnsi="標楷體" w:hint="eastAsia"/>
-          <w:color w:val="FF0000"/>
-          <w:sz w:val="16"/>
-          <w:szCs w:val="16"/>
-        </w:rPr>
-        <w:t>ˋ</w:t>
-      </w:r>
-      <w:proofErr w:type="gramEnd"/>
-      <w:r>
-        <w:rPr>
-          <w:rFonts w:ascii="標楷體" w:eastAsia="標楷體" w:hAnsi="標楷體" w:hint="eastAsia"/>
-          <w:sz w:val="28"/>
-          <w:szCs w:val="28"/>
-        </w:rPr>
-        <w:t>)：</w:t>
-      </w:r>
-      <w:r>
-        <w:rPr>
-          <w:rFonts w:ascii="標楷體" w:eastAsia="標楷體" w:hAnsi="標楷體" w:hint="eastAsia"/>
-          <w:sz w:val="28"/>
-          <w:szCs w:val="28"/>
-        </w:rPr>
-        <w:t>包含而</w:t>
-      </w:r>
-      <w:proofErr w:type="gramStart"/>
-      <w:r>
-        <w:rPr>
-          <w:rFonts w:ascii="標楷體" w:eastAsia="標楷體" w:hAnsi="標楷體" w:hint="eastAsia"/>
-          <w:sz w:val="28"/>
-          <w:szCs w:val="28"/>
-        </w:rPr>
-        <w:t>不</w:t>
-      </w:r>
-      <w:proofErr w:type="gramEnd"/>
-      <w:r>
-        <w:rPr>
-          <w:rFonts w:ascii="標楷體" w:eastAsia="標楷體" w:hAnsi="標楷體" w:hint="eastAsia"/>
-          <w:sz w:val="28"/>
-          <w:szCs w:val="28"/>
-        </w:rPr>
-        <w:t>顯露出來。</w:t>
+        <w:t>ㄐㄧ</w:t>
+      </w:r>
+      <w:proofErr w:type="gramEnd"/>
+      <w:r>
+        <w:rPr>
+          <w:rFonts w:ascii="標楷體" w:eastAsia="標楷體" w:hAnsi="標楷體" w:hint="eastAsia"/>
+          <w:sz w:val="28"/>
+          <w:szCs w:val="28"/>
+        </w:rPr>
+        <w:t>）</w:t>
+      </w:r>
+      <w:r>
+        <w:rPr>
+          <w:rFonts w:ascii="標楷體" w:eastAsia="標楷體" w:hAnsi="標楷體" w:hint="eastAsia"/>
+          <w:sz w:val="28"/>
+          <w:szCs w:val="28"/>
+        </w:rPr>
+        <w:t>時將頭髮束起；亦指結髮夫妻（原指古代新婚時各剪下一縷頭髮繫在一起，象徵永結同心）。象徵正室夫妻的締結，寄託白頭偕老、永不分離的誓言。</w:t>
       </w:r>
     </w:p>
     <w:p>
       <w:pPr>
         <w:pStyle w:val="a6"/>
-        <w:spacing w:line="440" w:lineRule="exact"/>
-        <w:ind w:leftChars="0"/>
-        <w:rPr>
-          <w:rFonts w:ascii="標楷體" w:eastAsia="標楷體" w:hAnsi="標楷體" w:hint="eastAsia"/>
-          <w:sz w:val="28"/>
-          <w:szCs w:val="28"/>
-        </w:rPr>
-      </w:pPr>
-      <w:r>
-        <w:rPr>
-          <w:rFonts w:ascii="標楷體" w:eastAsia="標楷體" w:hAnsi="標楷體" w:hint="eastAsia"/>
-          <w:sz w:val="28"/>
-          <w:szCs w:val="28"/>
-        </w:rPr>
-        <w:t>【例】張小姐溫婉蘊藉，秀外慧中，令很多男士傾慕不已。</w:t>
+        <w:numPr>
+          <w:ilvl w:val="0"/>
+          <w:numId w:val="5"/>
+        </w:numPr>
+        <w:spacing w:line="400" w:lineRule="exact"/>
+        <w:ind w:leftChars="0" w:left="284" w:hanging="426"/>
+        <w:jc w:val="both"/>
+        <w:rPr>
+          <w:rFonts w:ascii="標楷體" w:eastAsia="標楷體" w:hAnsi="標楷體"/>
+          <w:sz w:val="28"/>
+          <w:szCs w:val="28"/>
+        </w:rPr>
+      </w:pPr>
+      <w:r>
+        <w:rPr>
+          <w:rFonts w:ascii="標楷體" w:eastAsia="標楷體" w:hAnsi="標楷體" w:hint="eastAsia"/>
+          <w:sz w:val="28"/>
+          <w:szCs w:val="28"/>
+        </w:rPr>
+        <w:t>點</w:t>
+      </w:r>
+      <w:proofErr w:type="gramStart"/>
+      <w:r>
+        <w:rPr>
+          <w:rFonts w:ascii="標楷體" w:eastAsia="標楷體" w:hAnsi="標楷體" w:hint="eastAsia"/>
+          <w:sz w:val="28"/>
+          <w:szCs w:val="28"/>
+        </w:rPr>
+        <w:t>睛</w:t>
+      </w:r>
+      <w:proofErr w:type="gramEnd"/>
+      <w:r>
+        <w:rPr>
+          <w:rFonts w:ascii="標楷體" w:eastAsia="標楷體" w:hAnsi="標楷體" w:hint="eastAsia"/>
+          <w:sz w:val="28"/>
+          <w:szCs w:val="28"/>
+        </w:rPr>
+        <w:t>：</w:t>
+      </w:r>
+      <w:r>
+        <w:rPr>
+          <w:rFonts w:ascii="標楷體" w:eastAsia="標楷體" w:hAnsi="標楷體" w:hint="eastAsia"/>
+          <w:sz w:val="28"/>
+          <w:szCs w:val="28"/>
+        </w:rPr>
+        <w:t>源自「畫龍點睛」，指在</w:t>
+      </w:r>
+      <w:proofErr w:type="gramStart"/>
+      <w:r>
+        <w:rPr>
+          <w:rFonts w:ascii="標楷體" w:eastAsia="標楷體" w:hAnsi="標楷體" w:hint="eastAsia"/>
+          <w:sz w:val="28"/>
+          <w:szCs w:val="28"/>
+        </w:rPr>
+        <w:t>最</w:t>
+      </w:r>
+      <w:proofErr w:type="gramEnd"/>
+      <w:r>
+        <w:rPr>
+          <w:rFonts w:ascii="標楷體" w:eastAsia="標楷體" w:hAnsi="標楷體" w:hint="eastAsia"/>
+          <w:sz w:val="28"/>
+          <w:szCs w:val="28"/>
+        </w:rPr>
+        <w:t>關鍵之處加上精妙的一筆。意指文章或藝術作品中的關鍵語句，能頓時使整體意境活絡深刻起來。</w:t>
+      </w:r>
+    </w:p>
+    <w:p>
+      <w:pPr>
+        <w:pStyle w:val="a6"/>
+        <w:numPr>
+          <w:ilvl w:val="0"/>
+          <w:numId w:val="5"/>
+        </w:numPr>
+        <w:spacing w:line="400" w:lineRule="exact"/>
+        <w:ind w:leftChars="0" w:left="284" w:hanging="426"/>
+        <w:jc w:val="both"/>
+        <w:rPr>
+          <w:rFonts w:ascii="標楷體" w:eastAsia="標楷體" w:hAnsi="標楷體"/>
+          <w:sz w:val="28"/>
+          <w:szCs w:val="28"/>
+        </w:rPr>
+      </w:pPr>
+      <w:r>
+        <w:rPr>
+          <w:rFonts w:ascii="標楷體" w:eastAsia="標楷體" w:hAnsi="標楷體" w:hint="eastAsia"/>
+          <w:sz w:val="28"/>
+          <w:szCs w:val="28"/>
+        </w:rPr>
+        <w:t>樸素清麗</w:t>
+      </w:r>
+      <w:r>
+        <w:rPr>
+          <w:rFonts w:ascii="標楷體" w:eastAsia="標楷體" w:hAnsi="標楷體" w:hint="eastAsia"/>
+          <w:sz w:val="28"/>
+          <w:szCs w:val="28"/>
+        </w:rPr>
+        <w:t>：</w:t>
+      </w:r>
+      <w:r>
+        <w:rPr>
+          <w:rFonts w:ascii="標楷體" w:eastAsia="標楷體" w:hAnsi="標楷體" w:hint="eastAsia"/>
+          <w:sz w:val="28"/>
+          <w:szCs w:val="28"/>
+        </w:rPr>
+        <w:t>語言或風格平實自然、不事雕琢，同時又清新秀麗。呈現一種洗盡鉛華後的天然美感，不堆砌華麗詞藻卻自有韻味。</w:t>
+      </w:r>
+    </w:p>
+    <w:p>
+      <w:pPr>
+        <w:pStyle w:val="a6"/>
+        <w:numPr>
+          <w:ilvl w:val="0"/>
+          <w:numId w:val="5"/>
+        </w:numPr>
+        <w:spacing w:line="400" w:lineRule="exact"/>
+        <w:ind w:leftChars="0" w:left="284" w:hanging="426"/>
+        <w:jc w:val="both"/>
+        <w:rPr>
+          <w:rFonts w:ascii="標楷體" w:eastAsia="標楷體" w:hAnsi="標楷體" w:hint="eastAsia"/>
+          <w:sz w:val="28"/>
+          <w:szCs w:val="28"/>
+        </w:rPr>
+      </w:pPr>
+      <w:proofErr w:type="gramStart"/>
+      <w:r>
+        <w:rPr>
+          <w:rFonts w:ascii="標楷體" w:eastAsia="標楷體" w:hAnsi="標楷體" w:hint="eastAsia"/>
+          <w:sz w:val="28"/>
+          <w:szCs w:val="28"/>
+        </w:rPr>
+        <w:t>迴</w:t>
+      </w:r>
+      <w:proofErr w:type="gramEnd"/>
+      <w:r>
+        <w:rPr>
+          <w:rFonts w:ascii="標楷體" w:eastAsia="標楷體" w:hAnsi="標楷體" w:hint="eastAsia"/>
+          <w:sz w:val="28"/>
+          <w:szCs w:val="28"/>
+        </w:rPr>
+        <w:t>腸</w:t>
+      </w:r>
+      <w:proofErr w:type="gramStart"/>
+      <w:r>
+        <w:rPr>
+          <w:rFonts w:ascii="標楷體" w:eastAsia="標楷體" w:hAnsi="標楷體" w:hint="eastAsia"/>
+          <w:sz w:val="28"/>
+          <w:szCs w:val="28"/>
+        </w:rPr>
+        <w:t>盪</w:t>
+      </w:r>
+      <w:proofErr w:type="gramEnd"/>
+      <w:r>
+        <w:rPr>
+          <w:rFonts w:ascii="標楷體" w:eastAsia="標楷體" w:hAnsi="標楷體" w:hint="eastAsia"/>
+          <w:sz w:val="28"/>
+          <w:szCs w:val="28"/>
+        </w:rPr>
+        <w:t>氣</w:t>
+      </w:r>
+      <w:r>
+        <w:rPr>
+          <w:rFonts w:ascii="標楷體" w:eastAsia="標楷體" w:hAnsi="標楷體" w:hint="eastAsia"/>
+          <w:sz w:val="28"/>
+          <w:szCs w:val="28"/>
+        </w:rPr>
+        <w:t>：</w:t>
+      </w:r>
+      <w:r>
+        <w:rPr>
+          <w:rFonts w:ascii="標楷體" w:eastAsia="標楷體" w:hAnsi="標楷體" w:hint="eastAsia"/>
+          <w:sz w:val="28"/>
+          <w:szCs w:val="28"/>
+        </w:rPr>
+        <w:t>形容樂曲、詩文或情感極具感染力，使人的心腸隨之翻轉縈繞、久久難平。表現深</w:t>
+      </w:r>
+      <w:proofErr w:type="gramStart"/>
+      <w:r>
+        <w:rPr>
+          <w:rFonts w:ascii="標楷體" w:eastAsia="標楷體" w:hAnsi="標楷體" w:hint="eastAsia"/>
+          <w:sz w:val="28"/>
+          <w:szCs w:val="28"/>
+        </w:rPr>
+        <w:t>沉</w:t>
+      </w:r>
+      <w:proofErr w:type="gramEnd"/>
+      <w:r>
+        <w:rPr>
+          <w:rFonts w:ascii="標楷體" w:eastAsia="標楷體" w:hAnsi="標楷體" w:hint="eastAsia"/>
+          <w:sz w:val="28"/>
+          <w:szCs w:val="28"/>
+        </w:rPr>
+        <w:t>悲切、久久無法忘懷的極致情感體驗。</w:t>
       </w:r>
     </w:p>
     <w:sectPr>
+      <w:footerReference w:type="default" r:id="rId8"/>
       <w:pgSz w:w="11906" w:h="16838"/>
       <w:pgMar w:top="567" w:right="851" w:bottom="567" w:left="851" w:header="567" w:footer="0" w:gutter="0"/>
       <w:cols w:space="425"/>
@@ -4867,6 +5018,119 @@
     </w:lvl>
   </w:abstractNum>
   <w:abstractNum w:abstractNumId="21" w15:restartNumberingAfterBreak="0">
+    <w:nsid w:val="67086E00"/>
+    <w:multiLevelType w:val="hybridMultilevel"/>
+    <w:tmpl w:val="F18E9DE6"/>
+    <w:lvl w:ilvl="0" w:tplc="04090003">
+      <w:start w:val="1"/>
+      <w:numFmt w:val="bullet"/>
+      <w:lvlText w:val=""/>
+      <w:lvlJc w:val="left"/>
+      <w:pPr>
+        <w:ind w:left="960" w:hanging="480"/>
+      </w:pPr>
+      <w:rPr>
+        <w:rFonts w:ascii="Wingdings" w:hAnsi="Wingdings" w:hint="default"/>
+      </w:rPr>
+    </w:lvl>
+    <w:lvl w:ilvl="1" w:tplc="04090003" w:tentative="1">
+      <w:start w:val="1"/>
+      <w:numFmt w:val="bullet"/>
+      <w:lvlText w:val=""/>
+      <w:lvlJc w:val="left"/>
+      <w:pPr>
+        <w:ind w:left="1440" w:hanging="480"/>
+      </w:pPr>
+      <w:rPr>
+        <w:rFonts w:ascii="Wingdings" w:hAnsi="Wingdings" w:hint="default"/>
+      </w:rPr>
+    </w:lvl>
+    <w:lvl w:ilvl="2" w:tplc="04090005" w:tentative="1">
+      <w:start w:val="1"/>
+      <w:numFmt w:val="bullet"/>
+      <w:lvlText w:val=""/>
+      <w:lvlJc w:val="left"/>
+      <w:pPr>
+        <w:ind w:left="1920" w:hanging="480"/>
+      </w:pPr>
+      <w:rPr>
+        <w:rFonts w:ascii="Wingdings" w:hAnsi="Wingdings" w:hint="default"/>
+      </w:rPr>
+    </w:lvl>
+    <w:lvl w:ilvl="3" w:tplc="04090001" w:tentative="1">
+      <w:start w:val="1"/>
+      <w:numFmt w:val="bullet"/>
+      <w:lvlText w:val=""/>
+      <w:lvlJc w:val="left"/>
+      <w:pPr>
+        <w:ind w:left="2400" w:hanging="480"/>
+      </w:pPr>
+      <w:rPr>
+        <w:rFonts w:ascii="Wingdings" w:hAnsi="Wingdings" w:hint="default"/>
+      </w:rPr>
+    </w:lvl>
+    <w:lvl w:ilvl="4" w:tplc="04090003" w:tentative="1">
+      <w:start w:val="1"/>
+      <w:numFmt w:val="bullet"/>
+      <w:lvlText w:val=""/>
+      <w:lvlJc w:val="left"/>
+      <w:pPr>
+        <w:ind w:left="2880" w:hanging="480"/>
+      </w:pPr>
+      <w:rPr>
+        <w:rFonts w:ascii="Wingdings" w:hAnsi="Wingdings" w:hint="default"/>
+      </w:rPr>
+    </w:lvl>
+    <w:lvl w:ilvl="5" w:tplc="04090005" w:tentative="1">
+      <w:start w:val="1"/>
+      <w:numFmt w:val="bullet"/>
+      <w:lvlText w:val=""/>
+      <w:lvlJc w:val="left"/>
+      <w:pPr>
+        <w:ind w:left="3360" w:hanging="480"/>
+      </w:pPr>
+      <w:rPr>
+        <w:rFonts w:ascii="Wingdings" w:hAnsi="Wingdings" w:hint="default"/>
+      </w:rPr>
+    </w:lvl>
+    <w:lvl w:ilvl="6" w:tplc="04090001" w:tentative="1">
+      <w:start w:val="1"/>
+      <w:numFmt w:val="bullet"/>
+      <w:lvlText w:val=""/>
+      <w:lvlJc w:val="left"/>
+      <w:pPr>
+        <w:ind w:left="3840" w:hanging="480"/>
+      </w:pPr>
+      <w:rPr>
+        <w:rFonts w:ascii="Wingdings" w:hAnsi="Wingdings" w:hint="default"/>
+      </w:rPr>
+    </w:lvl>
+    <w:lvl w:ilvl="7" w:tplc="04090003" w:tentative="1">
+      <w:start w:val="1"/>
+      <w:numFmt w:val="bullet"/>
+      <w:lvlText w:val=""/>
+      <w:lvlJc w:val="left"/>
+      <w:pPr>
+        <w:ind w:left="4320" w:hanging="480"/>
+      </w:pPr>
+      <w:rPr>
+        <w:rFonts w:ascii="Wingdings" w:hAnsi="Wingdings" w:hint="default"/>
+      </w:rPr>
+    </w:lvl>
+    <w:lvl w:ilvl="8" w:tplc="04090005" w:tentative="1">
+      <w:start w:val="1"/>
+      <w:numFmt w:val="bullet"/>
+      <w:lvlText w:val=""/>
+      <w:lvlJc w:val="left"/>
+      <w:pPr>
+        <w:ind w:left="4800" w:hanging="480"/>
+      </w:pPr>
+      <w:rPr>
+        <w:rFonts w:ascii="Wingdings" w:hAnsi="Wingdings" w:hint="default"/>
+      </w:rPr>
+    </w:lvl>
+  </w:abstractNum>
+  <w:abstractNum w:abstractNumId="22" w15:restartNumberingAfterBreak="0">
     <w:nsid w:val="74C87AA4"/>
     <w:multiLevelType w:val="hybridMultilevel"/>
     <w:tmpl w:val="8A463D2E"/>
@@ -4952,7 +5216,7 @@
       </w:pPr>
     </w:lvl>
   </w:abstractNum>
-  <w:abstractNum w:abstractNumId="22" w15:restartNumberingAfterBreak="0">
+  <w:abstractNum w:abstractNumId="23" w15:restartNumberingAfterBreak="0">
     <w:nsid w:val="781355F7"/>
     <w:multiLevelType w:val="hybridMultilevel"/>
     <w:tmpl w:val="40DCA490"/>
@@ -5065,7 +5329,7 @@
       </w:rPr>
     </w:lvl>
   </w:abstractNum>
-  <w:abstractNum w:abstractNumId="23" w15:restartNumberingAfterBreak="0">
+  <w:abstractNum w:abstractNumId="24" w15:restartNumberingAfterBreak="0">
     <w:nsid w:val="79B2683E"/>
     <w:multiLevelType w:val="hybridMultilevel"/>
     <w:tmpl w:val="D7B4D438"/>
@@ -5151,7 +5415,7 @@
       </w:pPr>
     </w:lvl>
   </w:abstractNum>
-  <w:abstractNum w:abstractNumId="24" w15:restartNumberingAfterBreak="0">
+  <w:abstractNum w:abstractNumId="25" w15:restartNumberingAfterBreak="0">
     <w:nsid w:val="7FE54A8F"/>
     <w:multiLevelType w:val="hybridMultilevel"/>
     <w:tmpl w:val="3E407BF0"/>
@@ -5264,7 +5528,7 @@
       </w:rPr>
     </w:lvl>
   </w:abstractNum>
-  <w:abstractNum w:abstractNumId="25" w15:restartNumberingAfterBreak="0">
+  <w:abstractNum w:abstractNumId="26" w15:restartNumberingAfterBreak="0">
     <w:nsid w:val="7FE718E4"/>
     <w:multiLevelType w:val="hybridMultilevel"/>
     <w:tmpl w:val="376A3BB8"/>
@@ -5351,7 +5615,7 @@
     </w:lvl>
   </w:abstractNum>
   <w:num w:numId="1">
-    <w:abstractNumId w:val="25"/>
+    <w:abstractNumId w:val="26"/>
   </w:num>
   <w:num w:numId="2">
     <w:abstractNumId w:val="18"/>
@@ -5366,7 +5630,7 @@
     <w:abstractNumId w:val="3"/>
   </w:num>
   <w:num w:numId="6">
-    <w:abstractNumId w:val="23"/>
+    <w:abstractNumId w:val="24"/>
   </w:num>
   <w:num w:numId="7">
     <w:abstractNumId w:val="1"/>
@@ -5387,7 +5651,7 @@
     <w:abstractNumId w:val="11"/>
   </w:num>
   <w:num w:numId="13">
-    <w:abstractNumId w:val="22"/>
+    <w:abstractNumId w:val="23"/>
   </w:num>
   <w:num w:numId="14">
     <w:abstractNumId w:val="6"/>
@@ -5396,13 +5660,13 @@
     <w:abstractNumId w:val="9"/>
   </w:num>
   <w:num w:numId="16">
-    <w:abstractNumId w:val="21"/>
+    <w:abstractNumId w:val="22"/>
   </w:num>
   <w:num w:numId="17">
     <w:abstractNumId w:val="8"/>
   </w:num>
   <w:num w:numId="18">
-    <w:abstractNumId w:val="24"/>
+    <w:abstractNumId w:val="25"/>
   </w:num>
   <w:num w:numId="19">
     <w:abstractNumId w:val="12"/>
@@ -5427,6 +5691,9 @@
   </w:num>
   <w:num w:numId="26">
     <w:abstractNumId w:val="14"/>
+  </w:num>
+  <w:num w:numId="27">
+    <w:abstractNumId w:val="21"/>
   </w:num>
 </w:numbering>
 </file>
